--- a/AIChatbot/AI Documents/AI Chatbot.docx
+++ b/AIChatbot/AI Documents/AI Chatbot.docx
@@ -1937,7 +1937,7 @@
           <w14:ligatures w14:val="none"/>
         </w:rPr>
         <w:pict w14:anchorId="25053900">
-          <v:rect id="_x0000_i1688" style="width:0;height:1.5pt" o:hralign="center" o:hrstd="t" o:hr="t" fillcolor="#a0a0a0" stroked="f"/>
+          <v:rect id="_x0000_i1025" style="width:0;height:1.5pt" o:hralign="center" o:hrstd="t" o:hr="t" fillcolor="#a0a0a0" stroked="f"/>
         </w:pict>
       </w:r>
     </w:p>
@@ -2470,7 +2470,7 @@
           <w14:ligatures w14:val="none"/>
         </w:rPr>
         <w:pict w14:anchorId="54686A6C">
-          <v:rect id="_x0000_i1689" style="width:0;height:1.5pt" o:hralign="center" o:hrstd="t" o:hr="t" fillcolor="#a0a0a0" stroked="f"/>
+          <v:rect id="_x0000_i1026" style="width:0;height:1.5pt" o:hralign="center" o:hrstd="t" o:hr="t" fillcolor="#a0a0a0" stroked="f"/>
         </w:pict>
       </w:r>
     </w:p>
@@ -2938,7 +2938,7 @@
           <w14:ligatures w14:val="none"/>
         </w:rPr>
         <w:pict w14:anchorId="44C79EA1">
-          <v:rect id="_x0000_i1690" style="width:0;height:1.5pt" o:hralign="center" o:hrstd="t" o:hr="t" fillcolor="#a0a0a0" stroked="f"/>
+          <v:rect id="_x0000_i1027" style="width:0;height:1.5pt" o:hralign="center" o:hrstd="t" o:hr="t" fillcolor="#a0a0a0" stroked="f"/>
         </w:pict>
       </w:r>
     </w:p>
@@ -3251,7 +3251,7 @@
           <w14:ligatures w14:val="none"/>
         </w:rPr>
         <w:pict w14:anchorId="391D67D2">
-          <v:rect id="_x0000_i1691" style="width:0;height:1.5pt" o:hralign="center" o:hrstd="t" o:hr="t" fillcolor="#a0a0a0" stroked="f"/>
+          <v:rect id="_x0000_i1028" style="width:0;height:1.5pt" o:hralign="center" o:hrstd="t" o:hr="t" fillcolor="#a0a0a0" stroked="f"/>
         </w:pict>
       </w:r>
     </w:p>
@@ -3943,7 +3943,7 @@
           <w14:ligatures w14:val="none"/>
         </w:rPr>
         <w:pict w14:anchorId="3824BB41">
-          <v:rect id="_x0000_i1692" style="width:0;height:1.5pt" o:hralign="center" o:hrstd="t" o:hr="t" fillcolor="#a0a0a0" stroked="f"/>
+          <v:rect id="_x0000_i1029" style="width:0;height:1.5pt" o:hralign="center" o:hrstd="t" o:hr="t" fillcolor="#a0a0a0" stroked="f"/>
         </w:pict>
       </w:r>
     </w:p>
@@ -4268,7 +4268,7 @@
           <w14:ligatures w14:val="none"/>
         </w:rPr>
         <w:pict w14:anchorId="74308FE4">
-          <v:rect id="_x0000_i1693" style="width:0;height:1.5pt" o:hralign="center" o:hrstd="t" o:hr="t" fillcolor="#a0a0a0" stroked="f"/>
+          <v:rect id="_x0000_i1030" style="width:0;height:1.5pt" o:hralign="center" o:hrstd="t" o:hr="t" fillcolor="#a0a0a0" stroked="f"/>
         </w:pict>
       </w:r>
     </w:p>
@@ -4560,7 +4560,7 @@
           <w14:ligatures w14:val="none"/>
         </w:rPr>
         <w:pict w14:anchorId="060D1185">
-          <v:rect id="_x0000_i1694" style="width:0;height:1.5pt" o:hralign="center" o:hrstd="t" o:hr="t" fillcolor="#a0a0a0" stroked="f"/>
+          <v:rect id="_x0000_i1031" style="width:0;height:1.5pt" o:hralign="center" o:hrstd="t" o:hr="t" fillcolor="#a0a0a0" stroked="f"/>
         </w:pict>
       </w:r>
     </w:p>
@@ -8727,17 +8727,7 @@
           <w:sz w:val="28"/>
           <w:szCs w:val="28"/>
         </w:rPr>
-        <w:t>Word Embeddings</w:t>
-      </w:r>
-      <w:r>
-        <w:rPr>
-          <w:rFonts w:ascii="Times New Roman" w:hAnsi="Times New Roman" w:cs="Times New Roman"/>
-          <w:b/>
-          <w:bCs/>
-          <w:sz w:val="28"/>
-          <w:szCs w:val="28"/>
-        </w:rPr>
-        <w:t xml:space="preserve"> </w:t>
+        <w:t xml:space="preserve">Word Embeddings </w:t>
       </w:r>
     </w:p>
     <w:p>
@@ -10176,6 +10166,8 @@
           <w:rFonts w:ascii="Times New Roman" w:hAnsi="Times New Roman" w:cs="Times New Roman"/>
           <w:b/>
           <w:bCs/>
+          <w:sz w:val="40"/>
+          <w:szCs w:val="40"/>
         </w:rPr>
       </w:pPr>
       <w:r>
@@ -10183,6 +10175,1565 @@
           <w:rFonts w:ascii="Times New Roman" w:hAnsi="Times New Roman" w:cs="Times New Roman"/>
           <w:b/>
           <w:bCs/>
+          <w:sz w:val="40"/>
+          <w:szCs w:val="40"/>
+        </w:rPr>
+        <w:lastRenderedPageBreak/>
+        <w:t>You've covered a lot in a short period:</w:t>
+      </w:r>
+    </w:p>
+    <w:p>
+      <w:pPr>
+        <w:numPr>
+          <w:ilvl w:val="0"/>
+          <w:numId w:val="37"/>
+        </w:numPr>
+        <w:rPr>
+          <w:rFonts w:ascii="Times New Roman" w:hAnsi="Times New Roman" w:cs="Times New Roman"/>
+        </w:rPr>
+      </w:pPr>
+      <w:r>
+        <w:rPr>
+          <w:rFonts w:ascii="Times New Roman" w:hAnsi="Times New Roman" w:cs="Times New Roman"/>
+        </w:rPr>
+        <w:t xml:space="preserve">Text preprocessing </w:t>
+      </w:r>
+    </w:p>
+    <w:p>
+      <w:pPr>
+        <w:numPr>
+          <w:ilvl w:val="0"/>
+          <w:numId w:val="37"/>
+        </w:numPr>
+        <w:rPr>
+          <w:rFonts w:ascii="Times New Roman" w:hAnsi="Times New Roman" w:cs="Times New Roman"/>
+        </w:rPr>
+      </w:pPr>
+      <w:r>
+        <w:rPr>
+          <w:rFonts w:ascii="Times New Roman" w:hAnsi="Times New Roman" w:cs="Times New Roman"/>
+        </w:rPr>
+        <w:t xml:space="preserve">Tokenization </w:t>
+      </w:r>
+    </w:p>
+    <w:p>
+      <w:pPr>
+        <w:numPr>
+          <w:ilvl w:val="0"/>
+          <w:numId w:val="37"/>
+        </w:numPr>
+        <w:rPr>
+          <w:rFonts w:ascii="Times New Roman" w:hAnsi="Times New Roman" w:cs="Times New Roman"/>
+        </w:rPr>
+      </w:pPr>
+      <w:r>
+        <w:rPr>
+          <w:rFonts w:ascii="Times New Roman" w:hAnsi="Times New Roman" w:cs="Times New Roman"/>
+        </w:rPr>
+        <w:t xml:space="preserve">Stop Words </w:t>
+      </w:r>
+    </w:p>
+    <w:p>
+      <w:pPr>
+        <w:numPr>
+          <w:ilvl w:val="0"/>
+          <w:numId w:val="37"/>
+        </w:numPr>
+        <w:rPr>
+          <w:rFonts w:ascii="Times New Roman" w:hAnsi="Times New Roman" w:cs="Times New Roman"/>
+        </w:rPr>
+      </w:pPr>
+      <w:r>
+        <w:rPr>
+          <w:rFonts w:ascii="Times New Roman" w:hAnsi="Times New Roman" w:cs="Times New Roman"/>
+        </w:rPr>
+        <w:t xml:space="preserve">Stemming </w:t>
+      </w:r>
+    </w:p>
+    <w:p>
+      <w:pPr>
+        <w:numPr>
+          <w:ilvl w:val="0"/>
+          <w:numId w:val="37"/>
+        </w:numPr>
+        <w:rPr>
+          <w:rFonts w:ascii="Times New Roman" w:hAnsi="Times New Roman" w:cs="Times New Roman"/>
+        </w:rPr>
+      </w:pPr>
+      <w:r>
+        <w:rPr>
+          <w:rFonts w:ascii="Times New Roman" w:hAnsi="Times New Roman" w:cs="Times New Roman"/>
+        </w:rPr>
+        <w:t xml:space="preserve">Lemmatization </w:t>
+      </w:r>
+    </w:p>
+    <w:p>
+      <w:pPr>
+        <w:numPr>
+          <w:ilvl w:val="0"/>
+          <w:numId w:val="37"/>
+        </w:numPr>
+        <w:rPr>
+          <w:rFonts w:ascii="Times New Roman" w:hAnsi="Times New Roman" w:cs="Times New Roman"/>
+        </w:rPr>
+      </w:pPr>
+      <w:r>
+        <w:rPr>
+          <w:rFonts w:ascii="Times New Roman" w:hAnsi="Times New Roman" w:cs="Times New Roman"/>
+        </w:rPr>
+        <w:t xml:space="preserve">N-Grams </w:t>
+      </w:r>
+    </w:p>
+    <w:p>
+      <w:pPr>
+        <w:numPr>
+          <w:ilvl w:val="0"/>
+          <w:numId w:val="37"/>
+        </w:numPr>
+        <w:rPr>
+          <w:rFonts w:ascii="Times New Roman" w:hAnsi="Times New Roman" w:cs="Times New Roman"/>
+        </w:rPr>
+      </w:pPr>
+      <w:r>
+        <w:rPr>
+          <w:rFonts w:ascii="Times New Roman" w:hAnsi="Times New Roman" w:cs="Times New Roman"/>
+        </w:rPr>
+        <w:t xml:space="preserve">Bag of Words </w:t>
+      </w:r>
+    </w:p>
+    <w:p>
+      <w:pPr>
+        <w:numPr>
+          <w:ilvl w:val="0"/>
+          <w:numId w:val="37"/>
+        </w:numPr>
+        <w:rPr>
+          <w:rFonts w:ascii="Times New Roman" w:hAnsi="Times New Roman" w:cs="Times New Roman"/>
+        </w:rPr>
+      </w:pPr>
+      <w:r>
+        <w:rPr>
+          <w:rFonts w:ascii="Times New Roman" w:hAnsi="Times New Roman" w:cs="Times New Roman"/>
+        </w:rPr>
+        <w:t xml:space="preserve">TF </w:t>
+      </w:r>
+    </w:p>
+    <w:p>
+      <w:pPr>
+        <w:numPr>
+          <w:ilvl w:val="0"/>
+          <w:numId w:val="37"/>
+        </w:numPr>
+        <w:rPr>
+          <w:rFonts w:ascii="Times New Roman" w:hAnsi="Times New Roman" w:cs="Times New Roman"/>
+        </w:rPr>
+      </w:pPr>
+      <w:r>
+        <w:rPr>
+          <w:rFonts w:ascii="Times New Roman" w:hAnsi="Times New Roman" w:cs="Times New Roman"/>
+        </w:rPr>
+        <w:t xml:space="preserve">IDF </w:t>
+      </w:r>
+    </w:p>
+    <w:p>
+      <w:pPr>
+        <w:numPr>
+          <w:ilvl w:val="0"/>
+          <w:numId w:val="37"/>
+        </w:numPr>
+        <w:rPr>
+          <w:rFonts w:ascii="Times New Roman" w:hAnsi="Times New Roman" w:cs="Times New Roman"/>
+        </w:rPr>
+      </w:pPr>
+      <w:r>
+        <w:rPr>
+          <w:rFonts w:ascii="Times New Roman" w:hAnsi="Times New Roman" w:cs="Times New Roman"/>
+        </w:rPr>
+        <w:t xml:space="preserve">TF-IDF </w:t>
+      </w:r>
+    </w:p>
+    <w:p>
+      <w:pPr>
+        <w:numPr>
+          <w:ilvl w:val="0"/>
+          <w:numId w:val="37"/>
+        </w:numPr>
+        <w:rPr>
+          <w:rFonts w:ascii="Times New Roman" w:hAnsi="Times New Roman" w:cs="Times New Roman"/>
+        </w:rPr>
+      </w:pPr>
+      <w:r>
+        <w:rPr>
+          <w:rFonts w:ascii="Times New Roman" w:hAnsi="Times New Roman" w:cs="Times New Roman"/>
+        </w:rPr>
+        <w:t xml:space="preserve">Cosine Similarity </w:t>
+      </w:r>
+    </w:p>
+    <w:p>
+      <w:pPr>
+        <w:numPr>
+          <w:ilvl w:val="0"/>
+          <w:numId w:val="37"/>
+        </w:numPr>
+        <w:rPr>
+          <w:rFonts w:ascii="Times New Roman" w:hAnsi="Times New Roman" w:cs="Times New Roman"/>
+        </w:rPr>
+      </w:pPr>
+      <w:r>
+        <w:rPr>
+          <w:rFonts w:ascii="Times New Roman" w:hAnsi="Times New Roman" w:cs="Times New Roman"/>
+        </w:rPr>
+        <w:t xml:space="preserve">Word2Vec </w:t>
+      </w:r>
+    </w:p>
+    <w:p>
+      <w:pPr>
+        <w:numPr>
+          <w:ilvl w:val="0"/>
+          <w:numId w:val="37"/>
+        </w:numPr>
+        <w:rPr>
+          <w:rFonts w:ascii="Times New Roman" w:hAnsi="Times New Roman" w:cs="Times New Roman"/>
+        </w:rPr>
+      </w:pPr>
+      <w:r>
+        <w:rPr>
+          <w:rFonts w:ascii="Times New Roman" w:hAnsi="Times New Roman" w:cs="Times New Roman"/>
+        </w:rPr>
+        <w:t xml:space="preserve">One-Hot Encoding </w:t>
+      </w:r>
+    </w:p>
+    <w:p>
+      <w:pPr>
+        <w:numPr>
+          <w:ilvl w:val="0"/>
+          <w:numId w:val="37"/>
+        </w:numPr>
+        <w:rPr>
+          <w:rFonts w:ascii="Times New Roman" w:hAnsi="Times New Roman" w:cs="Times New Roman"/>
+        </w:rPr>
+      </w:pPr>
+      <w:r>
+        <w:rPr>
+          <w:rFonts w:ascii="Times New Roman" w:hAnsi="Times New Roman" w:cs="Times New Roman"/>
+        </w:rPr>
+        <w:t xml:space="preserve">Embeddings </w:t>
+      </w:r>
+    </w:p>
+    <w:p>
+      <w:pPr>
+        <w:numPr>
+          <w:ilvl w:val="0"/>
+          <w:numId w:val="37"/>
+        </w:numPr>
+        <w:rPr>
+          <w:rFonts w:ascii="Times New Roman" w:hAnsi="Times New Roman" w:cs="Times New Roman"/>
+        </w:rPr>
+      </w:pPr>
+      <w:r>
+        <w:rPr>
+          <w:rFonts w:ascii="Times New Roman" w:hAnsi="Times New Roman" w:cs="Times New Roman"/>
+        </w:rPr>
+        <w:t xml:space="preserve">Sentence Embeddings </w:t>
+      </w:r>
+    </w:p>
+    <w:p>
+      <w:pPr>
+        <w:numPr>
+          <w:ilvl w:val="0"/>
+          <w:numId w:val="37"/>
+        </w:numPr>
+        <w:rPr>
+          <w:rFonts w:ascii="Times New Roman" w:hAnsi="Times New Roman" w:cs="Times New Roman"/>
+        </w:rPr>
+      </w:pPr>
+      <w:r>
+        <w:rPr>
+          <w:rFonts w:ascii="Times New Roman" w:hAnsi="Times New Roman" w:cs="Times New Roman"/>
+        </w:rPr>
+        <w:t xml:space="preserve">Transformer (basic understanding) </w:t>
+      </w:r>
+    </w:p>
+    <w:p>
+      <w:pPr>
+        <w:rPr>
+          <w:rFonts w:ascii="Times New Roman" w:hAnsi="Times New Roman" w:cs="Times New Roman"/>
+        </w:rPr>
+      </w:pPr>
+      <w:r>
+        <w:rPr>
+          <w:rFonts w:ascii="Times New Roman" w:hAnsi="Times New Roman" w:cs="Times New Roman"/>
+        </w:rPr>
+        <w:t>If you start a project immediately, you'll probably spend time looking back at your notes. A focused revision first will make the implementation much smoother.</w:t>
+      </w:r>
+    </w:p>
+    <w:p>
+      <w:pPr>
+        <w:rPr>
+          <w:rFonts w:ascii="Times New Roman" w:hAnsi="Times New Roman" w:cs="Times New Roman"/>
+          <w:b/>
+          <w:bCs/>
+        </w:rPr>
+      </w:pPr>
+      <w:r>
+        <w:rPr>
+          <w:rFonts w:ascii="Times New Roman" w:hAnsi="Times New Roman" w:cs="Times New Roman"/>
+          <w:b/>
+          <w:bCs/>
+        </w:rPr>
+        <w:t>I recommend this schedule for tomorrow</w:t>
+      </w:r>
+    </w:p>
+    <w:p>
+      <w:pPr>
+        <w:rPr>
+          <w:rFonts w:ascii="Times New Roman" w:hAnsi="Times New Roman" w:cs="Times New Roman"/>
+          <w:b/>
+          <w:bCs/>
+          <w:sz w:val="28"/>
+          <w:szCs w:val="28"/>
+        </w:rPr>
+      </w:pPr>
+      <w:r>
+        <w:rPr>
+          <w:rFonts w:ascii="Times New Roman" w:hAnsi="Times New Roman" w:cs="Times New Roman"/>
+          <w:b/>
+          <w:bCs/>
+          <w:sz w:val="28"/>
+          <w:szCs w:val="28"/>
+        </w:rPr>
+        <w:t>Part 1 – Revise (2–3 hours)</w:t>
+      </w:r>
+    </w:p>
+    <w:p>
+      <w:pPr>
+        <w:rPr>
+          <w:rFonts w:ascii="Times New Roman" w:hAnsi="Times New Roman" w:cs="Times New Roman"/>
+        </w:rPr>
+      </w:pPr>
+      <w:r>
+        <w:rPr>
+          <w:rFonts w:ascii="Times New Roman" w:hAnsi="Times New Roman" w:cs="Times New Roman"/>
+        </w:rPr>
+        <w:t>Review each topic in order:</w:t>
+      </w:r>
+    </w:p>
+    <w:p>
+      <w:pPr>
+        <w:rPr>
+          <w:rFonts w:ascii="Times New Roman" w:hAnsi="Times New Roman" w:cs="Times New Roman"/>
+        </w:rPr>
+      </w:pPr>
+      <w:r>
+        <w:rPr>
+          <w:rFonts w:ascii="Times New Roman" w:hAnsi="Times New Roman" w:cs="Times New Roman"/>
+        </w:rPr>
+        <w:t>1. Text Preprocessing</w:t>
+      </w:r>
+    </w:p>
+    <w:p>
+      <w:pPr>
+        <w:rPr>
+          <w:rFonts w:ascii="Times New Roman" w:hAnsi="Times New Roman" w:cs="Times New Roman"/>
+        </w:rPr>
+      </w:pPr>
+      <w:r>
+        <w:rPr>
+          <w:rFonts w:ascii="Times New Roman" w:hAnsi="Times New Roman" w:cs="Times New Roman"/>
+        </w:rPr>
+        <w:t>2. Tokenization</w:t>
+      </w:r>
+    </w:p>
+    <w:p>
+      <w:pPr>
+        <w:rPr>
+          <w:rFonts w:ascii="Times New Roman" w:hAnsi="Times New Roman" w:cs="Times New Roman"/>
+        </w:rPr>
+      </w:pPr>
+      <w:r>
+        <w:rPr>
+          <w:rFonts w:ascii="Times New Roman" w:hAnsi="Times New Roman" w:cs="Times New Roman"/>
+        </w:rPr>
+        <w:t>3. Stop Words</w:t>
+      </w:r>
+    </w:p>
+    <w:p>
+      <w:pPr>
+        <w:rPr>
+          <w:rFonts w:ascii="Times New Roman" w:hAnsi="Times New Roman" w:cs="Times New Roman"/>
+        </w:rPr>
+      </w:pPr>
+      <w:r>
+        <w:rPr>
+          <w:rFonts w:ascii="Times New Roman" w:hAnsi="Times New Roman" w:cs="Times New Roman"/>
+        </w:rPr>
+        <w:t>4. Stemming</w:t>
+      </w:r>
+    </w:p>
+    <w:p>
+      <w:pPr>
+        <w:rPr>
+          <w:rFonts w:ascii="Times New Roman" w:hAnsi="Times New Roman" w:cs="Times New Roman"/>
+        </w:rPr>
+      </w:pPr>
+      <w:r>
+        <w:rPr>
+          <w:rFonts w:ascii="Times New Roman" w:hAnsi="Times New Roman" w:cs="Times New Roman"/>
+        </w:rPr>
+        <w:t>5. Lemmatization</w:t>
+      </w:r>
+    </w:p>
+    <w:p>
+      <w:pPr>
+        <w:rPr>
+          <w:rFonts w:ascii="Times New Roman" w:hAnsi="Times New Roman" w:cs="Times New Roman"/>
+        </w:rPr>
+      </w:pPr>
+      <w:r>
+        <w:rPr>
+          <w:rFonts w:ascii="Times New Roman" w:hAnsi="Times New Roman" w:cs="Times New Roman"/>
+        </w:rPr>
+        <w:lastRenderedPageBreak/>
+        <w:t>6. N-Grams</w:t>
+      </w:r>
+    </w:p>
+    <w:p>
+      <w:pPr>
+        <w:rPr>
+          <w:rFonts w:ascii="Times New Roman" w:hAnsi="Times New Roman" w:cs="Times New Roman"/>
+        </w:rPr>
+      </w:pPr>
+      <w:r>
+        <w:rPr>
+          <w:rFonts w:ascii="Times New Roman" w:hAnsi="Times New Roman" w:cs="Times New Roman"/>
+        </w:rPr>
+        <w:t>7. Bag of Words</w:t>
+      </w:r>
+    </w:p>
+    <w:p>
+      <w:pPr>
+        <w:rPr>
+          <w:rFonts w:ascii="Times New Roman" w:hAnsi="Times New Roman" w:cs="Times New Roman"/>
+        </w:rPr>
+      </w:pPr>
+      <w:r>
+        <w:rPr>
+          <w:rFonts w:ascii="Times New Roman" w:hAnsi="Times New Roman" w:cs="Times New Roman"/>
+        </w:rPr>
+        <w:t>8. TF</w:t>
+      </w:r>
+    </w:p>
+    <w:p>
+      <w:pPr>
+        <w:rPr>
+          <w:rFonts w:ascii="Times New Roman" w:hAnsi="Times New Roman" w:cs="Times New Roman"/>
+        </w:rPr>
+      </w:pPr>
+      <w:r>
+        <w:rPr>
+          <w:rFonts w:ascii="Times New Roman" w:hAnsi="Times New Roman" w:cs="Times New Roman"/>
+        </w:rPr>
+        <w:t>9. IDF</w:t>
+      </w:r>
+    </w:p>
+    <w:p>
+      <w:pPr>
+        <w:rPr>
+          <w:rFonts w:ascii="Times New Roman" w:hAnsi="Times New Roman" w:cs="Times New Roman"/>
+        </w:rPr>
+      </w:pPr>
+      <w:r>
+        <w:rPr>
+          <w:rFonts w:ascii="Times New Roman" w:hAnsi="Times New Roman" w:cs="Times New Roman"/>
+        </w:rPr>
+        <w:t>10. TF-IDF</w:t>
+      </w:r>
+    </w:p>
+    <w:p>
+      <w:pPr>
+        <w:rPr>
+          <w:rFonts w:ascii="Times New Roman" w:hAnsi="Times New Roman" w:cs="Times New Roman"/>
+        </w:rPr>
+      </w:pPr>
+      <w:r>
+        <w:rPr>
+          <w:rFonts w:ascii="Times New Roman" w:hAnsi="Times New Roman" w:cs="Times New Roman"/>
+        </w:rPr>
+        <w:t>11. Cosine Similarity</w:t>
+      </w:r>
+    </w:p>
+    <w:p>
+      <w:pPr>
+        <w:rPr>
+          <w:rFonts w:ascii="Times New Roman" w:hAnsi="Times New Roman" w:cs="Times New Roman"/>
+        </w:rPr>
+      </w:pPr>
+      <w:r>
+        <w:rPr>
+          <w:rFonts w:ascii="Times New Roman" w:hAnsi="Times New Roman" w:cs="Times New Roman"/>
+        </w:rPr>
+        <w:t>12. Word2Vec</w:t>
+      </w:r>
+    </w:p>
+    <w:p>
+      <w:pPr>
+        <w:rPr>
+          <w:rFonts w:ascii="Times New Roman" w:hAnsi="Times New Roman" w:cs="Times New Roman"/>
+        </w:rPr>
+      </w:pPr>
+      <w:r>
+        <w:rPr>
+          <w:rFonts w:ascii="Times New Roman" w:hAnsi="Times New Roman" w:cs="Times New Roman"/>
+        </w:rPr>
+        <w:t>13. Embeddings</w:t>
+      </w:r>
+    </w:p>
+    <w:p>
+      <w:pPr>
+        <w:rPr>
+          <w:rFonts w:ascii="Times New Roman" w:hAnsi="Times New Roman" w:cs="Times New Roman"/>
+        </w:rPr>
+      </w:pPr>
+      <w:r>
+        <w:rPr>
+          <w:rFonts w:ascii="Times New Roman" w:hAnsi="Times New Roman" w:cs="Times New Roman"/>
+        </w:rPr>
+        <w:t>14. Sentence Embeddings</w:t>
+      </w:r>
+    </w:p>
+    <w:p>
+      <w:pPr>
+        <w:rPr>
+          <w:rFonts w:ascii="Times New Roman" w:hAnsi="Times New Roman" w:cs="Times New Roman"/>
+        </w:rPr>
+      </w:pPr>
+      <w:r>
+        <w:rPr>
+          <w:rFonts w:ascii="Times New Roman" w:hAnsi="Times New Roman" w:cs="Times New Roman"/>
+        </w:rPr>
+        <w:t>15. Transformer (overview)</w:t>
+      </w:r>
+    </w:p>
+    <w:p>
+      <w:pPr>
+        <w:rPr>
+          <w:rFonts w:ascii="Times New Roman" w:hAnsi="Times New Roman" w:cs="Times New Roman"/>
+        </w:rPr>
+      </w:pPr>
+      <w:r>
+        <w:rPr>
+          <w:rFonts w:ascii="Times New Roman" w:hAnsi="Times New Roman" w:cs="Times New Roman"/>
+        </w:rPr>
+        <w:t>For each topic, try to answer these questions:</w:t>
+      </w:r>
+    </w:p>
+    <w:p>
+      <w:pPr>
+        <w:numPr>
+          <w:ilvl w:val="0"/>
+          <w:numId w:val="38"/>
+        </w:numPr>
+        <w:rPr>
+          <w:rFonts w:ascii="Times New Roman" w:hAnsi="Times New Roman" w:cs="Times New Roman"/>
+        </w:rPr>
+      </w:pPr>
+      <w:r>
+        <w:rPr>
+          <w:rFonts w:ascii="Times New Roman" w:hAnsi="Times New Roman" w:cs="Times New Roman"/>
+        </w:rPr>
+        <w:t xml:space="preserve">What problem does it solve? </w:t>
+      </w:r>
+    </w:p>
+    <w:p>
+      <w:pPr>
+        <w:numPr>
+          <w:ilvl w:val="0"/>
+          <w:numId w:val="38"/>
+        </w:numPr>
+        <w:rPr>
+          <w:rFonts w:ascii="Times New Roman" w:hAnsi="Times New Roman" w:cs="Times New Roman"/>
+        </w:rPr>
+      </w:pPr>
+      <w:r>
+        <w:rPr>
+          <w:rFonts w:ascii="Times New Roman" w:hAnsi="Times New Roman" w:cs="Times New Roman"/>
+        </w:rPr>
+        <w:t xml:space="preserve">Why do we need it? </w:t>
+      </w:r>
+    </w:p>
+    <w:p>
+      <w:pPr>
+        <w:numPr>
+          <w:ilvl w:val="0"/>
+          <w:numId w:val="38"/>
+        </w:numPr>
+        <w:rPr>
+          <w:rFonts w:ascii="Times New Roman" w:hAnsi="Times New Roman" w:cs="Times New Roman"/>
+        </w:rPr>
+      </w:pPr>
+      <w:r>
+        <w:rPr>
+          <w:rFonts w:ascii="Times New Roman" w:hAnsi="Times New Roman" w:cs="Times New Roman"/>
+        </w:rPr>
+        <w:t xml:space="preserve">How does it work? </w:t>
+      </w:r>
+    </w:p>
+    <w:p>
+      <w:pPr>
+        <w:numPr>
+          <w:ilvl w:val="0"/>
+          <w:numId w:val="38"/>
+        </w:numPr>
+        <w:rPr>
+          <w:rFonts w:ascii="Times New Roman" w:hAnsi="Times New Roman" w:cs="Times New Roman"/>
+        </w:rPr>
+      </w:pPr>
+      <w:r>
+        <w:rPr>
+          <w:rFonts w:ascii="Times New Roman" w:hAnsi="Times New Roman" w:cs="Times New Roman"/>
+        </w:rPr>
+        <w:t xml:space="preserve">Can I explain it in my own words? </w:t>
+      </w:r>
+    </w:p>
+    <w:p>
+      <w:pPr>
+        <w:numPr>
+          <w:ilvl w:val="0"/>
+          <w:numId w:val="38"/>
+        </w:numPr>
+        <w:rPr>
+          <w:rFonts w:ascii="Times New Roman" w:hAnsi="Times New Roman" w:cs="Times New Roman"/>
+        </w:rPr>
+      </w:pPr>
+      <w:r>
+        <w:rPr>
+          <w:rFonts w:ascii="Times New Roman" w:hAnsi="Times New Roman" w:cs="Times New Roman"/>
+        </w:rPr>
+        <w:t xml:space="preserve">Where is it used? </w:t>
+      </w:r>
+    </w:p>
+    <w:p>
+      <w:pPr>
+        <w:rPr>
+          <w:rFonts w:ascii="Times New Roman" w:hAnsi="Times New Roman" w:cs="Times New Roman"/>
+        </w:rPr>
+      </w:pPr>
+      <w:r>
+        <w:rPr>
+          <w:rFonts w:ascii="Times New Roman" w:hAnsi="Times New Roman" w:cs="Times New Roman"/>
+        </w:rPr>
+        <w:t>If you can explain a concept without looking at your notes, you've probably understood it.</w:t>
+      </w:r>
+    </w:p>
+    <w:p>
+      <w:pPr>
+        <w:rPr>
+          <w:rFonts w:ascii="Times New Roman" w:hAnsi="Times New Roman" w:cs="Times New Roman"/>
+        </w:rPr>
+      </w:pPr>
+      <w:r>
+        <w:rPr>
+          <w:rFonts w:ascii="Times New Roman" w:hAnsi="Times New Roman" w:cs="Times New Roman"/>
+        </w:rPr>
+        <w:pict w14:anchorId="7A5A2DB7">
+          <v:rect id="_x0000_i1044" style="width:0;height:1.5pt" o:hralign="center" o:hrstd="t" o:hr="t" fillcolor="#a0a0a0" stroked="f"/>
+        </w:pict>
+      </w:r>
+    </w:p>
+    <w:p>
+      <w:pPr>
+        <w:rPr>
+          <w:rFonts w:ascii="Times New Roman" w:hAnsi="Times New Roman" w:cs="Times New Roman"/>
+          <w:b/>
+          <w:bCs/>
+          <w:sz w:val="32"/>
+          <w:szCs w:val="32"/>
+        </w:rPr>
+      </w:pPr>
+      <w:r>
+        <w:rPr>
+          <w:rFonts w:ascii="Times New Roman" w:hAnsi="Times New Roman" w:cs="Times New Roman"/>
+          <w:b/>
+          <w:bCs/>
+          <w:sz w:val="32"/>
+          <w:szCs w:val="32"/>
+        </w:rPr>
+        <w:t>Part 2 – Review Your C# Code (1–2 hours)</w:t>
+      </w:r>
+    </w:p>
+    <w:p>
+      <w:pPr>
+        <w:rPr>
+          <w:rFonts w:ascii="Times New Roman" w:hAnsi="Times New Roman" w:cs="Times New Roman"/>
+        </w:rPr>
+      </w:pPr>
+      <w:r>
+        <w:rPr>
+          <w:rFonts w:ascii="Times New Roman" w:hAnsi="Times New Roman" w:cs="Times New Roman"/>
+        </w:rPr>
+        <w:t>Go through the code you've already written:</w:t>
+      </w:r>
+    </w:p>
+    <w:p>
+      <w:pPr>
+        <w:numPr>
+          <w:ilvl w:val="0"/>
+          <w:numId w:val="39"/>
+        </w:numPr>
+        <w:rPr>
+          <w:rFonts w:ascii="Times New Roman" w:hAnsi="Times New Roman" w:cs="Times New Roman"/>
+        </w:rPr>
+      </w:pPr>
+      <w:proofErr w:type="spellStart"/>
+      <w:proofErr w:type="gramStart"/>
+      <w:r>
+        <w:rPr>
+          <w:rFonts w:ascii="Times New Roman" w:hAnsi="Times New Roman" w:cs="Times New Roman"/>
+        </w:rPr>
+        <w:t>NormalizeText</w:t>
+      </w:r>
+      <w:proofErr w:type="spellEnd"/>
+      <w:r>
+        <w:rPr>
+          <w:rFonts w:ascii="Times New Roman" w:hAnsi="Times New Roman" w:cs="Times New Roman"/>
+        </w:rPr>
+        <w:t>(</w:t>
+      </w:r>
+      <w:proofErr w:type="gramEnd"/>
+      <w:r>
+        <w:rPr>
+          <w:rFonts w:ascii="Times New Roman" w:hAnsi="Times New Roman" w:cs="Times New Roman"/>
+        </w:rPr>
+        <w:t xml:space="preserve">) </w:t>
+      </w:r>
+    </w:p>
+    <w:p>
+      <w:pPr>
+        <w:numPr>
+          <w:ilvl w:val="0"/>
+          <w:numId w:val="39"/>
+        </w:numPr>
+        <w:rPr>
+          <w:rFonts w:ascii="Times New Roman" w:hAnsi="Times New Roman" w:cs="Times New Roman"/>
+        </w:rPr>
+      </w:pPr>
+      <w:proofErr w:type="gramStart"/>
+      <w:r>
+        <w:rPr>
+          <w:rFonts w:ascii="Times New Roman" w:hAnsi="Times New Roman" w:cs="Times New Roman"/>
+        </w:rPr>
+        <w:t>Tokenization(</w:t>
+      </w:r>
+      <w:proofErr w:type="gramEnd"/>
+      <w:r>
+        <w:rPr>
+          <w:rFonts w:ascii="Times New Roman" w:hAnsi="Times New Roman" w:cs="Times New Roman"/>
+        </w:rPr>
+        <w:t xml:space="preserve">) </w:t>
+      </w:r>
+    </w:p>
+    <w:p>
+      <w:pPr>
+        <w:numPr>
+          <w:ilvl w:val="0"/>
+          <w:numId w:val="39"/>
+        </w:numPr>
+        <w:rPr>
+          <w:rFonts w:ascii="Times New Roman" w:hAnsi="Times New Roman" w:cs="Times New Roman"/>
+        </w:rPr>
+      </w:pPr>
+      <w:proofErr w:type="spellStart"/>
+      <w:proofErr w:type="gramStart"/>
+      <w:r>
+        <w:rPr>
+          <w:rFonts w:ascii="Times New Roman" w:hAnsi="Times New Roman" w:cs="Times New Roman"/>
+        </w:rPr>
+        <w:t>RemoveStopWords</w:t>
+      </w:r>
+      <w:proofErr w:type="spellEnd"/>
+      <w:r>
+        <w:rPr>
+          <w:rFonts w:ascii="Times New Roman" w:hAnsi="Times New Roman" w:cs="Times New Roman"/>
+        </w:rPr>
+        <w:t>(</w:t>
+      </w:r>
+      <w:proofErr w:type="gramEnd"/>
+      <w:r>
+        <w:rPr>
+          <w:rFonts w:ascii="Times New Roman" w:hAnsi="Times New Roman" w:cs="Times New Roman"/>
+        </w:rPr>
+        <w:t xml:space="preserve">) </w:t>
+      </w:r>
+    </w:p>
+    <w:p>
+      <w:pPr>
+        <w:numPr>
+          <w:ilvl w:val="0"/>
+          <w:numId w:val="39"/>
+        </w:numPr>
+        <w:rPr>
+          <w:rFonts w:ascii="Times New Roman" w:hAnsi="Times New Roman" w:cs="Times New Roman"/>
+        </w:rPr>
+      </w:pPr>
+      <w:proofErr w:type="gramStart"/>
+      <w:r>
+        <w:rPr>
+          <w:rFonts w:ascii="Times New Roman" w:hAnsi="Times New Roman" w:cs="Times New Roman"/>
+        </w:rPr>
+        <w:t>Stemming(</w:t>
+      </w:r>
+      <w:proofErr w:type="gramEnd"/>
+      <w:r>
+        <w:rPr>
+          <w:rFonts w:ascii="Times New Roman" w:hAnsi="Times New Roman" w:cs="Times New Roman"/>
+        </w:rPr>
+        <w:t xml:space="preserve">) </w:t>
+      </w:r>
+    </w:p>
+    <w:p>
+      <w:pPr>
+        <w:numPr>
+          <w:ilvl w:val="0"/>
+          <w:numId w:val="39"/>
+        </w:numPr>
+        <w:rPr>
+          <w:rFonts w:ascii="Times New Roman" w:hAnsi="Times New Roman" w:cs="Times New Roman"/>
+        </w:rPr>
+      </w:pPr>
+      <w:proofErr w:type="gramStart"/>
+      <w:r>
+        <w:rPr>
+          <w:rFonts w:ascii="Times New Roman" w:hAnsi="Times New Roman" w:cs="Times New Roman"/>
+        </w:rPr>
+        <w:t>Lemmatization(</w:t>
+      </w:r>
+      <w:proofErr w:type="gramEnd"/>
+      <w:r>
+        <w:rPr>
+          <w:rFonts w:ascii="Times New Roman" w:hAnsi="Times New Roman" w:cs="Times New Roman"/>
+        </w:rPr>
+        <w:t xml:space="preserve">) </w:t>
+      </w:r>
+    </w:p>
+    <w:p>
+      <w:pPr>
+        <w:numPr>
+          <w:ilvl w:val="0"/>
+          <w:numId w:val="39"/>
+        </w:numPr>
+        <w:rPr>
+          <w:rFonts w:ascii="Times New Roman" w:hAnsi="Times New Roman" w:cs="Times New Roman"/>
+        </w:rPr>
+      </w:pPr>
+      <w:proofErr w:type="spellStart"/>
+      <w:proofErr w:type="gramStart"/>
+      <w:r>
+        <w:rPr>
+          <w:rFonts w:ascii="Times New Roman" w:hAnsi="Times New Roman" w:cs="Times New Roman"/>
+        </w:rPr>
+        <w:t>BagOfWords</w:t>
+      </w:r>
+      <w:proofErr w:type="spellEnd"/>
+      <w:r>
+        <w:rPr>
+          <w:rFonts w:ascii="Times New Roman" w:hAnsi="Times New Roman" w:cs="Times New Roman"/>
+        </w:rPr>
+        <w:t>(</w:t>
+      </w:r>
+      <w:proofErr w:type="gramEnd"/>
+      <w:r>
+        <w:rPr>
+          <w:rFonts w:ascii="Times New Roman" w:hAnsi="Times New Roman" w:cs="Times New Roman"/>
+        </w:rPr>
+        <w:t xml:space="preserve">) </w:t>
+      </w:r>
+    </w:p>
+    <w:p>
+      <w:pPr>
+        <w:numPr>
+          <w:ilvl w:val="0"/>
+          <w:numId w:val="39"/>
+        </w:numPr>
+        <w:rPr>
+          <w:rFonts w:ascii="Times New Roman" w:hAnsi="Times New Roman" w:cs="Times New Roman"/>
+        </w:rPr>
+      </w:pPr>
+      <w:proofErr w:type="spellStart"/>
+      <w:proofErr w:type="gramStart"/>
+      <w:r>
+        <w:rPr>
+          <w:rFonts w:ascii="Times New Roman" w:hAnsi="Times New Roman" w:cs="Times New Roman"/>
+        </w:rPr>
+        <w:t>CalculateTF</w:t>
+      </w:r>
+      <w:proofErr w:type="spellEnd"/>
+      <w:r>
+        <w:rPr>
+          <w:rFonts w:ascii="Times New Roman" w:hAnsi="Times New Roman" w:cs="Times New Roman"/>
+        </w:rPr>
+        <w:t>(</w:t>
+      </w:r>
+      <w:proofErr w:type="gramEnd"/>
+      <w:r>
+        <w:rPr>
+          <w:rFonts w:ascii="Times New Roman" w:hAnsi="Times New Roman" w:cs="Times New Roman"/>
+        </w:rPr>
+        <w:t xml:space="preserve">) </w:t>
+      </w:r>
+    </w:p>
+    <w:p>
+      <w:pPr>
+        <w:numPr>
+          <w:ilvl w:val="0"/>
+          <w:numId w:val="39"/>
+        </w:numPr>
+        <w:rPr>
+          <w:rFonts w:ascii="Times New Roman" w:hAnsi="Times New Roman" w:cs="Times New Roman"/>
+        </w:rPr>
+      </w:pPr>
+      <w:proofErr w:type="spellStart"/>
+      <w:proofErr w:type="gramStart"/>
+      <w:r>
+        <w:rPr>
+          <w:rFonts w:ascii="Times New Roman" w:hAnsi="Times New Roman" w:cs="Times New Roman"/>
+        </w:rPr>
+        <w:lastRenderedPageBreak/>
+        <w:t>CalculateIDF</w:t>
+      </w:r>
+      <w:proofErr w:type="spellEnd"/>
+      <w:r>
+        <w:rPr>
+          <w:rFonts w:ascii="Times New Roman" w:hAnsi="Times New Roman" w:cs="Times New Roman"/>
+        </w:rPr>
+        <w:t>(</w:t>
+      </w:r>
+      <w:proofErr w:type="gramEnd"/>
+      <w:r>
+        <w:rPr>
+          <w:rFonts w:ascii="Times New Roman" w:hAnsi="Times New Roman" w:cs="Times New Roman"/>
+        </w:rPr>
+        <w:t xml:space="preserve">) </w:t>
+      </w:r>
+    </w:p>
+    <w:p>
+      <w:pPr>
+        <w:numPr>
+          <w:ilvl w:val="0"/>
+          <w:numId w:val="39"/>
+        </w:numPr>
+        <w:rPr>
+          <w:rFonts w:ascii="Times New Roman" w:hAnsi="Times New Roman" w:cs="Times New Roman"/>
+        </w:rPr>
+      </w:pPr>
+      <w:proofErr w:type="spellStart"/>
+      <w:proofErr w:type="gramStart"/>
+      <w:r>
+        <w:rPr>
+          <w:rFonts w:ascii="Times New Roman" w:hAnsi="Times New Roman" w:cs="Times New Roman"/>
+        </w:rPr>
+        <w:t>CalculateTFIDF</w:t>
+      </w:r>
+      <w:proofErr w:type="spellEnd"/>
+      <w:r>
+        <w:rPr>
+          <w:rFonts w:ascii="Times New Roman" w:hAnsi="Times New Roman" w:cs="Times New Roman"/>
+        </w:rPr>
+        <w:t>(</w:t>
+      </w:r>
+      <w:proofErr w:type="gramEnd"/>
+      <w:r>
+        <w:rPr>
+          <w:rFonts w:ascii="Times New Roman" w:hAnsi="Times New Roman" w:cs="Times New Roman"/>
+        </w:rPr>
+        <w:t xml:space="preserve">) </w:t>
+      </w:r>
+    </w:p>
+    <w:p>
+      <w:pPr>
+        <w:numPr>
+          <w:ilvl w:val="0"/>
+          <w:numId w:val="39"/>
+        </w:numPr>
+        <w:rPr>
+          <w:rFonts w:ascii="Times New Roman" w:hAnsi="Times New Roman" w:cs="Times New Roman"/>
+        </w:rPr>
+      </w:pPr>
+      <w:proofErr w:type="spellStart"/>
+      <w:proofErr w:type="gramStart"/>
+      <w:r>
+        <w:rPr>
+          <w:rFonts w:ascii="Times New Roman" w:hAnsi="Times New Roman" w:cs="Times New Roman"/>
+        </w:rPr>
+        <w:t>CalculateCosineSimilarity</w:t>
+      </w:r>
+      <w:proofErr w:type="spellEnd"/>
+      <w:r>
+        <w:rPr>
+          <w:rFonts w:ascii="Times New Roman" w:hAnsi="Times New Roman" w:cs="Times New Roman"/>
+        </w:rPr>
+        <w:t>(</w:t>
+      </w:r>
+      <w:proofErr w:type="gramEnd"/>
+      <w:r>
+        <w:rPr>
+          <w:rFonts w:ascii="Times New Roman" w:hAnsi="Times New Roman" w:cs="Times New Roman"/>
+        </w:rPr>
+        <w:t xml:space="preserve">) </w:t>
+      </w:r>
+    </w:p>
+    <w:p>
+      <w:pPr>
+        <w:rPr>
+          <w:rFonts w:ascii="Times New Roman" w:hAnsi="Times New Roman" w:cs="Times New Roman"/>
+        </w:rPr>
+      </w:pPr>
+      <w:r>
+        <w:rPr>
+          <w:rFonts w:ascii="Times New Roman" w:hAnsi="Times New Roman" w:cs="Times New Roman"/>
+        </w:rPr>
+        <w:t>Make sure you understand why each method exists and how data flows from one step to the next.</w:t>
+      </w:r>
+    </w:p>
+    <w:p>
+      <w:pPr>
+        <w:rPr>
+          <w:rFonts w:ascii="Times New Roman" w:hAnsi="Times New Roman" w:cs="Times New Roman"/>
+        </w:rPr>
+      </w:pPr>
+      <w:r>
+        <w:rPr>
+          <w:rFonts w:ascii="Times New Roman" w:hAnsi="Times New Roman" w:cs="Times New Roman"/>
+        </w:rPr>
+        <w:pict w14:anchorId="7098AD2E">
+          <v:rect id="_x0000_i1045" style="width:0;height:1.5pt" o:hralign="center" o:hrstd="t" o:hr="t" fillcolor="#a0a0a0" stroked="f"/>
+        </w:pict>
+      </w:r>
+    </w:p>
+    <w:p>
+      <w:pPr>
+        <w:rPr>
+          <w:rFonts w:ascii="Times New Roman" w:hAnsi="Times New Roman" w:cs="Times New Roman"/>
+          <w:b/>
+          <w:bCs/>
+          <w:sz w:val="32"/>
+          <w:szCs w:val="32"/>
+        </w:rPr>
+      </w:pPr>
+      <w:r>
+        <w:rPr>
+          <w:rFonts w:ascii="Times New Roman" w:hAnsi="Times New Roman" w:cs="Times New Roman"/>
+          <w:b/>
+          <w:bCs/>
+          <w:sz w:val="32"/>
+          <w:szCs w:val="32"/>
+        </w:rPr>
+        <w:t>Part 3 – Draw the Pipeline</w:t>
+      </w:r>
+    </w:p>
+    <w:p>
+      <w:pPr>
+        <w:rPr>
+          <w:rFonts w:ascii="Times New Roman" w:hAnsi="Times New Roman" w:cs="Times New Roman"/>
+        </w:rPr>
+      </w:pPr>
+      <w:r>
+        <w:rPr>
+          <w:rFonts w:ascii="Times New Roman" w:hAnsi="Times New Roman" w:cs="Times New Roman"/>
+        </w:rPr>
+        <w:t>Without looking at your notes, draw the complete pipeline:</w:t>
+      </w:r>
+    </w:p>
+    <w:p>
+      <w:pPr>
+        <w:rPr>
+          <w:rFonts w:ascii="Times New Roman" w:hAnsi="Times New Roman" w:cs="Times New Roman"/>
+        </w:rPr>
+      </w:pPr>
+      <w:r>
+        <w:rPr>
+          <w:rFonts w:ascii="Times New Roman" w:hAnsi="Times New Roman" w:cs="Times New Roman"/>
+        </w:rPr>
+        <w:t>Raw Text</w:t>
+      </w:r>
+    </w:p>
+    <w:p>
+      <w:pPr>
+        <w:rPr>
+          <w:rFonts w:ascii="Times New Roman" w:hAnsi="Times New Roman" w:cs="Times New Roman"/>
+        </w:rPr>
+      </w:pPr>
+      <w:r>
+        <w:rPr>
+          <w:rFonts w:ascii="Times New Roman" w:hAnsi="Times New Roman" w:cs="Times New Roman"/>
+        </w:rPr>
+        <w:t xml:space="preserve">    ↓</w:t>
+      </w:r>
+    </w:p>
+    <w:p>
+      <w:pPr>
+        <w:rPr>
+          <w:rFonts w:ascii="Times New Roman" w:hAnsi="Times New Roman" w:cs="Times New Roman"/>
+        </w:rPr>
+      </w:pPr>
+      <w:r>
+        <w:rPr>
+          <w:rFonts w:ascii="Times New Roman" w:hAnsi="Times New Roman" w:cs="Times New Roman"/>
+        </w:rPr>
+        <w:t>Normalization</w:t>
+      </w:r>
+    </w:p>
+    <w:p>
+      <w:pPr>
+        <w:rPr>
+          <w:rFonts w:ascii="Times New Roman" w:hAnsi="Times New Roman" w:cs="Times New Roman"/>
+        </w:rPr>
+      </w:pPr>
+      <w:r>
+        <w:rPr>
+          <w:rFonts w:ascii="Times New Roman" w:hAnsi="Times New Roman" w:cs="Times New Roman"/>
+        </w:rPr>
+        <w:t xml:space="preserve">    ↓</w:t>
+      </w:r>
+    </w:p>
+    <w:p>
+      <w:pPr>
+        <w:rPr>
+          <w:rFonts w:ascii="Times New Roman" w:hAnsi="Times New Roman" w:cs="Times New Roman"/>
+        </w:rPr>
+      </w:pPr>
+      <w:r>
+        <w:rPr>
+          <w:rFonts w:ascii="Times New Roman" w:hAnsi="Times New Roman" w:cs="Times New Roman"/>
+        </w:rPr>
+        <w:t>Tokenization</w:t>
+      </w:r>
+    </w:p>
+    <w:p>
+      <w:pPr>
+        <w:rPr>
+          <w:rFonts w:ascii="Times New Roman" w:hAnsi="Times New Roman" w:cs="Times New Roman"/>
+        </w:rPr>
+      </w:pPr>
+      <w:r>
+        <w:rPr>
+          <w:rFonts w:ascii="Times New Roman" w:hAnsi="Times New Roman" w:cs="Times New Roman"/>
+        </w:rPr>
+        <w:t xml:space="preserve">    ↓</w:t>
+      </w:r>
+    </w:p>
+    <w:p>
+      <w:pPr>
+        <w:rPr>
+          <w:rFonts w:ascii="Times New Roman" w:hAnsi="Times New Roman" w:cs="Times New Roman"/>
+        </w:rPr>
+      </w:pPr>
+      <w:r>
+        <w:rPr>
+          <w:rFonts w:ascii="Times New Roman" w:hAnsi="Times New Roman" w:cs="Times New Roman"/>
+        </w:rPr>
+        <w:t>Stop Word Removal</w:t>
+      </w:r>
+    </w:p>
+    <w:p>
+      <w:pPr>
+        <w:rPr>
+          <w:rFonts w:ascii="Times New Roman" w:hAnsi="Times New Roman" w:cs="Times New Roman"/>
+        </w:rPr>
+      </w:pPr>
+      <w:r>
+        <w:rPr>
+          <w:rFonts w:ascii="Times New Roman" w:hAnsi="Times New Roman" w:cs="Times New Roman"/>
+        </w:rPr>
+        <w:t xml:space="preserve">    ↓</w:t>
+      </w:r>
+    </w:p>
+    <w:p>
+      <w:pPr>
+        <w:rPr>
+          <w:rFonts w:ascii="Times New Roman" w:hAnsi="Times New Roman" w:cs="Times New Roman"/>
+        </w:rPr>
+      </w:pPr>
+      <w:r>
+        <w:rPr>
+          <w:rFonts w:ascii="Times New Roman" w:hAnsi="Times New Roman" w:cs="Times New Roman"/>
+        </w:rPr>
+        <w:t>Stemming/Lemmatization</w:t>
+      </w:r>
+    </w:p>
+    <w:p>
+      <w:pPr>
+        <w:rPr>
+          <w:rFonts w:ascii="Times New Roman" w:hAnsi="Times New Roman" w:cs="Times New Roman"/>
+        </w:rPr>
+      </w:pPr>
+      <w:r>
+        <w:rPr>
+          <w:rFonts w:ascii="Times New Roman" w:hAnsi="Times New Roman" w:cs="Times New Roman"/>
+        </w:rPr>
+        <w:t xml:space="preserve">    ↓</w:t>
+      </w:r>
+    </w:p>
+    <w:p>
+      <w:pPr>
+        <w:rPr>
+          <w:rFonts w:ascii="Times New Roman" w:hAnsi="Times New Roman" w:cs="Times New Roman"/>
+        </w:rPr>
+      </w:pPr>
+      <w:r>
+        <w:rPr>
+          <w:rFonts w:ascii="Times New Roman" w:hAnsi="Times New Roman" w:cs="Times New Roman"/>
+        </w:rPr>
+        <w:t>Vocabulary</w:t>
+      </w:r>
+    </w:p>
+    <w:p>
+      <w:pPr>
+        <w:rPr>
+          <w:rFonts w:ascii="Times New Roman" w:hAnsi="Times New Roman" w:cs="Times New Roman"/>
+        </w:rPr>
+      </w:pPr>
+      <w:r>
+        <w:rPr>
+          <w:rFonts w:ascii="Times New Roman" w:hAnsi="Times New Roman" w:cs="Times New Roman"/>
+        </w:rPr>
+        <w:t xml:space="preserve">    ↓</w:t>
+      </w:r>
+    </w:p>
+    <w:p>
+      <w:pPr>
+        <w:rPr>
+          <w:rFonts w:ascii="Times New Roman" w:hAnsi="Times New Roman" w:cs="Times New Roman"/>
+        </w:rPr>
+      </w:pPr>
+      <w:r>
+        <w:rPr>
+          <w:rFonts w:ascii="Times New Roman" w:hAnsi="Times New Roman" w:cs="Times New Roman"/>
+        </w:rPr>
+        <w:t>Bag of Words</w:t>
+      </w:r>
+    </w:p>
+    <w:p>
+      <w:pPr>
+        <w:rPr>
+          <w:rFonts w:ascii="Times New Roman" w:hAnsi="Times New Roman" w:cs="Times New Roman"/>
+        </w:rPr>
+      </w:pPr>
+      <w:r>
+        <w:rPr>
+          <w:rFonts w:ascii="Times New Roman" w:hAnsi="Times New Roman" w:cs="Times New Roman"/>
+        </w:rPr>
+        <w:t xml:space="preserve">    ↓</w:t>
+      </w:r>
+    </w:p>
+    <w:p>
+      <w:pPr>
+        <w:rPr>
+          <w:rFonts w:ascii="Times New Roman" w:hAnsi="Times New Roman" w:cs="Times New Roman"/>
+        </w:rPr>
+      </w:pPr>
+      <w:r>
+        <w:rPr>
+          <w:rFonts w:ascii="Times New Roman" w:hAnsi="Times New Roman" w:cs="Times New Roman"/>
+        </w:rPr>
+        <w:t>TF</w:t>
+      </w:r>
+    </w:p>
+    <w:p>
+      <w:pPr>
+        <w:rPr>
+          <w:rFonts w:ascii="Times New Roman" w:hAnsi="Times New Roman" w:cs="Times New Roman"/>
+        </w:rPr>
+      </w:pPr>
+      <w:r>
+        <w:rPr>
+          <w:rFonts w:ascii="Times New Roman" w:hAnsi="Times New Roman" w:cs="Times New Roman"/>
+        </w:rPr>
+        <w:t xml:space="preserve">    ↓</w:t>
+      </w:r>
+    </w:p>
+    <w:p>
+      <w:pPr>
+        <w:rPr>
+          <w:rFonts w:ascii="Times New Roman" w:hAnsi="Times New Roman" w:cs="Times New Roman"/>
+        </w:rPr>
+      </w:pPr>
+      <w:r>
+        <w:rPr>
+          <w:rFonts w:ascii="Times New Roman" w:hAnsi="Times New Roman" w:cs="Times New Roman"/>
+        </w:rPr>
+        <w:t>IDF</w:t>
+      </w:r>
+    </w:p>
+    <w:p>
+      <w:pPr>
+        <w:rPr>
+          <w:rFonts w:ascii="Times New Roman" w:hAnsi="Times New Roman" w:cs="Times New Roman"/>
+        </w:rPr>
+      </w:pPr>
+      <w:r>
+        <w:rPr>
+          <w:rFonts w:ascii="Times New Roman" w:hAnsi="Times New Roman" w:cs="Times New Roman"/>
+        </w:rPr>
+        <w:t xml:space="preserve">    ↓</w:t>
+      </w:r>
+    </w:p>
+    <w:p>
+      <w:pPr>
+        <w:rPr>
+          <w:rFonts w:ascii="Times New Roman" w:hAnsi="Times New Roman" w:cs="Times New Roman"/>
+        </w:rPr>
+      </w:pPr>
+      <w:r>
+        <w:rPr>
+          <w:rFonts w:ascii="Times New Roman" w:hAnsi="Times New Roman" w:cs="Times New Roman"/>
+        </w:rPr>
+        <w:t>TF-IDF</w:t>
+      </w:r>
+    </w:p>
+    <w:p>
+      <w:pPr>
+        <w:rPr>
+          <w:rFonts w:ascii="Times New Roman" w:hAnsi="Times New Roman" w:cs="Times New Roman"/>
+        </w:rPr>
+      </w:pPr>
+      <w:r>
+        <w:rPr>
+          <w:rFonts w:ascii="Times New Roman" w:hAnsi="Times New Roman" w:cs="Times New Roman"/>
+        </w:rPr>
+        <w:t xml:space="preserve">    ↓</w:t>
+      </w:r>
+    </w:p>
+    <w:p>
+      <w:pPr>
+        <w:rPr>
+          <w:rFonts w:ascii="Times New Roman" w:hAnsi="Times New Roman" w:cs="Times New Roman"/>
+        </w:rPr>
+      </w:pPr>
+      <w:r>
+        <w:rPr>
+          <w:rFonts w:ascii="Times New Roman" w:hAnsi="Times New Roman" w:cs="Times New Roman"/>
+        </w:rPr>
+        <w:lastRenderedPageBreak/>
+        <w:t>Cosine Similarity</w:t>
+      </w:r>
+    </w:p>
+    <w:p>
+      <w:pPr>
+        <w:rPr>
+          <w:rFonts w:ascii="Times New Roman" w:hAnsi="Times New Roman" w:cs="Times New Roman"/>
+        </w:rPr>
+      </w:pPr>
+      <w:r>
+        <w:rPr>
+          <w:rFonts w:ascii="Times New Roman" w:hAnsi="Times New Roman" w:cs="Times New Roman"/>
+        </w:rPr>
+        <w:t xml:space="preserve">    ↓</w:t>
+      </w:r>
+    </w:p>
+    <w:p>
+      <w:pPr>
+        <w:rPr>
+          <w:rFonts w:ascii="Times New Roman" w:hAnsi="Times New Roman" w:cs="Times New Roman"/>
+        </w:rPr>
+      </w:pPr>
+      <w:r>
+        <w:rPr>
+          <w:rFonts w:ascii="Times New Roman" w:hAnsi="Times New Roman" w:cs="Times New Roman"/>
+        </w:rPr>
+        <w:t>Best Matching Document</w:t>
+      </w:r>
+    </w:p>
+    <w:p>
+      <w:pPr>
+        <w:rPr>
+          <w:rFonts w:ascii="Times New Roman" w:hAnsi="Times New Roman" w:cs="Times New Roman"/>
+        </w:rPr>
+      </w:pPr>
+      <w:r>
+        <w:rPr>
+          <w:rFonts w:ascii="Times New Roman" w:hAnsi="Times New Roman" w:cs="Times New Roman"/>
+        </w:rPr>
+        <w:t>If you can reproduce this from memory, you're ready to build.</w:t>
+      </w:r>
+    </w:p>
+    <w:p>
+      <w:pPr>
+        <w:rPr>
+          <w:rFonts w:ascii="Times New Roman" w:hAnsi="Times New Roman" w:cs="Times New Roman"/>
+        </w:rPr>
+      </w:pPr>
+    </w:p>
+    <w:p>
+      <w:pPr>
+        <w:rPr>
+          <w:rFonts w:ascii="Times New Roman" w:hAnsi="Times New Roman" w:cs="Times New Roman"/>
+        </w:rPr>
+      </w:pPr>
+    </w:p>
+    <w:p>
+      <w:pPr>
+        <w:rPr>
+          <w:rFonts w:ascii="Times New Roman" w:hAnsi="Times New Roman" w:cs="Times New Roman"/>
+        </w:rPr>
+      </w:pPr>
+    </w:p>
+    <w:p>
+      <w:pPr>
+        <w:rPr>
+          <w:rFonts w:ascii="Times New Roman" w:hAnsi="Times New Roman" w:cs="Times New Roman"/>
+        </w:rPr>
+      </w:pPr>
+    </w:p>
+    <w:p>
+      <w:pPr>
+        <w:rPr>
+          <w:rFonts w:ascii="Times New Roman" w:hAnsi="Times New Roman" w:cs="Times New Roman"/>
+        </w:rPr>
+      </w:pPr>
+    </w:p>
+    <w:p>
+      <w:pPr>
+        <w:rPr>
+          <w:rFonts w:ascii="Times New Roman" w:hAnsi="Times New Roman" w:cs="Times New Roman"/>
+        </w:rPr>
+      </w:pPr>
+    </w:p>
+    <w:p>
+      <w:pPr>
+        <w:rPr>
+          <w:rFonts w:ascii="Times New Roman" w:hAnsi="Times New Roman" w:cs="Times New Roman"/>
+        </w:rPr>
+      </w:pPr>
+    </w:p>
+    <w:p>
+      <w:pPr>
+        <w:rPr>
+          <w:rFonts w:ascii="Times New Roman" w:hAnsi="Times New Roman" w:cs="Times New Roman"/>
+        </w:rPr>
+      </w:pPr>
+    </w:p>
+    <w:p>
+      <w:pPr>
+        <w:rPr>
+          <w:rFonts w:ascii="Times New Roman" w:hAnsi="Times New Roman" w:cs="Times New Roman"/>
+        </w:rPr>
+      </w:pPr>
+    </w:p>
+    <w:p>
+      <w:pPr>
+        <w:rPr>
+          <w:rFonts w:ascii="Times New Roman" w:hAnsi="Times New Roman" w:cs="Times New Roman"/>
+        </w:rPr>
+      </w:pPr>
+    </w:p>
+    <w:p>
+      <w:pPr>
+        <w:rPr>
+          <w:rFonts w:ascii="Times New Roman" w:hAnsi="Times New Roman" w:cs="Times New Roman"/>
+        </w:rPr>
+      </w:pPr>
+    </w:p>
+    <w:p>
+      <w:pPr>
+        <w:rPr>
+          <w:rFonts w:ascii="Times New Roman" w:hAnsi="Times New Roman" w:cs="Times New Roman"/>
+        </w:rPr>
+      </w:pPr>
+    </w:p>
+    <w:p>
+      <w:pPr>
+        <w:rPr>
+          <w:rFonts w:ascii="Times New Roman" w:hAnsi="Times New Roman" w:cs="Times New Roman"/>
+        </w:rPr>
+      </w:pPr>
+    </w:p>
+    <w:p>
+      <w:pPr>
+        <w:rPr>
+          <w:rFonts w:ascii="Times New Roman" w:hAnsi="Times New Roman" w:cs="Times New Roman"/>
+        </w:rPr>
+      </w:pPr>
+    </w:p>
+    <w:p>
+      <w:pPr>
+        <w:rPr>
+          <w:rFonts w:ascii="Times New Roman" w:hAnsi="Times New Roman" w:cs="Times New Roman"/>
+        </w:rPr>
+      </w:pPr>
+    </w:p>
+    <w:p>
+      <w:pPr>
+        <w:rPr>
+          <w:rFonts w:ascii="Times New Roman" w:hAnsi="Times New Roman" w:cs="Times New Roman"/>
+        </w:rPr>
+      </w:pPr>
+    </w:p>
+    <w:p>
+      <w:pPr>
+        <w:rPr>
+          <w:rFonts w:ascii="Times New Roman" w:hAnsi="Times New Roman" w:cs="Times New Roman"/>
+        </w:rPr>
+      </w:pPr>
+    </w:p>
+    <w:p>
+      <w:pPr>
+        <w:rPr>
+          <w:rFonts w:ascii="Times New Roman" w:hAnsi="Times New Roman" w:cs="Times New Roman"/>
+        </w:rPr>
+      </w:pPr>
+    </w:p>
+    <w:p>
+      <w:pPr>
+        <w:rPr>
+          <w:rFonts w:ascii="Times New Roman" w:hAnsi="Times New Roman" w:cs="Times New Roman"/>
+        </w:rPr>
+      </w:pPr>
+    </w:p>
+    <w:p>
+      <w:pPr>
+        <w:rPr>
+          <w:rFonts w:ascii="Times New Roman" w:hAnsi="Times New Roman" w:cs="Times New Roman"/>
+        </w:rPr>
+      </w:pPr>
+    </w:p>
+    <w:p>
+      <w:pPr>
+        <w:rPr>
+          <w:rFonts w:ascii="Times New Roman" w:hAnsi="Times New Roman" w:cs="Times New Roman"/>
+        </w:rPr>
+      </w:pPr>
+    </w:p>
+    <w:p>
+      <w:pPr>
+        <w:rPr>
+          <w:rFonts w:ascii="Times New Roman" w:hAnsi="Times New Roman" w:cs="Times New Roman"/>
+        </w:rPr>
+      </w:pPr>
+    </w:p>
+    <w:p>
+      <w:pPr>
+        <w:rPr>
+          <w:rFonts w:ascii="Times New Roman" w:hAnsi="Times New Roman" w:cs="Times New Roman"/>
+        </w:rPr>
+      </w:pPr>
+    </w:p>
+    <w:p>
+      <w:pPr>
+        <w:rPr>
+          <w:rFonts w:ascii="Times New Roman" w:hAnsi="Times New Roman" w:cs="Times New Roman"/>
+          <w:b/>
+          <w:bCs/>
+          <w:sz w:val="40"/>
+          <w:szCs w:val="40"/>
+        </w:rPr>
+      </w:pPr>
+      <w:r>
+        <w:rPr>
+          <w:rFonts w:ascii="Times New Roman" w:hAnsi="Times New Roman" w:cs="Times New Roman"/>
+          <w:b/>
+          <w:bCs/>
+          <w:sz w:val="40"/>
+          <w:szCs w:val="40"/>
         </w:rPr>
         <w:lastRenderedPageBreak/>
         <w:t>My Recommendation for You</w:t>
@@ -13097,6 +14648,155 @@
     </w:lvl>
   </w:abstractNum>
   <w:abstractNum w:abstractNumId="13" w15:restartNumberingAfterBreak="0">
+    <w:nsid w:val="29DB6DBE"/>
+    <w:multiLevelType w:val="multilevel"/>
+    <w:tmpl w:val="A74CC210"/>
+    <w:lvl w:ilvl="0">
+      <w:start w:val="1"/>
+      <w:numFmt w:val="bullet"/>
+      <w:lvlText w:val=""/>
+      <w:lvlJc w:val="left"/>
+      <w:pPr>
+        <w:tabs>
+          <w:tab w:val="num" w:pos="720"/>
+        </w:tabs>
+        <w:ind w:left="720" w:hanging="360"/>
+      </w:pPr>
+      <w:rPr>
+        <w:rFonts w:ascii="Symbol" w:hAnsi="Symbol" w:hint="default"/>
+        <w:sz w:val="20"/>
+      </w:rPr>
+    </w:lvl>
+    <w:lvl w:ilvl="1" w:tentative="1">
+      <w:start w:val="1"/>
+      <w:numFmt w:val="bullet"/>
+      <w:lvlText w:val="o"/>
+      <w:lvlJc w:val="left"/>
+      <w:pPr>
+        <w:tabs>
+          <w:tab w:val="num" w:pos="1440"/>
+        </w:tabs>
+        <w:ind w:left="1440" w:hanging="360"/>
+      </w:pPr>
+      <w:rPr>
+        <w:rFonts w:ascii="Courier New" w:hAnsi="Courier New" w:hint="default"/>
+        <w:sz w:val="20"/>
+      </w:rPr>
+    </w:lvl>
+    <w:lvl w:ilvl="2" w:tentative="1">
+      <w:start w:val="1"/>
+      <w:numFmt w:val="bullet"/>
+      <w:lvlText w:val=""/>
+      <w:lvlJc w:val="left"/>
+      <w:pPr>
+        <w:tabs>
+          <w:tab w:val="num" w:pos="2160"/>
+        </w:tabs>
+        <w:ind w:left="2160" w:hanging="360"/>
+      </w:pPr>
+      <w:rPr>
+        <w:rFonts w:ascii="Wingdings" w:hAnsi="Wingdings" w:hint="default"/>
+        <w:sz w:val="20"/>
+      </w:rPr>
+    </w:lvl>
+    <w:lvl w:ilvl="3" w:tentative="1">
+      <w:start w:val="1"/>
+      <w:numFmt w:val="bullet"/>
+      <w:lvlText w:val=""/>
+      <w:lvlJc w:val="left"/>
+      <w:pPr>
+        <w:tabs>
+          <w:tab w:val="num" w:pos="2880"/>
+        </w:tabs>
+        <w:ind w:left="2880" w:hanging="360"/>
+      </w:pPr>
+      <w:rPr>
+        <w:rFonts w:ascii="Wingdings" w:hAnsi="Wingdings" w:hint="default"/>
+        <w:sz w:val="20"/>
+      </w:rPr>
+    </w:lvl>
+    <w:lvl w:ilvl="4" w:tentative="1">
+      <w:start w:val="1"/>
+      <w:numFmt w:val="bullet"/>
+      <w:lvlText w:val=""/>
+      <w:lvlJc w:val="left"/>
+      <w:pPr>
+        <w:tabs>
+          <w:tab w:val="num" w:pos="3600"/>
+        </w:tabs>
+        <w:ind w:left="3600" w:hanging="360"/>
+      </w:pPr>
+      <w:rPr>
+        <w:rFonts w:ascii="Wingdings" w:hAnsi="Wingdings" w:hint="default"/>
+        <w:sz w:val="20"/>
+      </w:rPr>
+    </w:lvl>
+    <w:lvl w:ilvl="5" w:tentative="1">
+      <w:start w:val="1"/>
+      <w:numFmt w:val="bullet"/>
+      <w:lvlText w:val=""/>
+      <w:lvlJc w:val="left"/>
+      <w:pPr>
+        <w:tabs>
+          <w:tab w:val="num" w:pos="4320"/>
+        </w:tabs>
+        <w:ind w:left="4320" w:hanging="360"/>
+      </w:pPr>
+      <w:rPr>
+        <w:rFonts w:ascii="Wingdings" w:hAnsi="Wingdings" w:hint="default"/>
+        <w:sz w:val="20"/>
+      </w:rPr>
+    </w:lvl>
+    <w:lvl w:ilvl="6" w:tentative="1">
+      <w:start w:val="1"/>
+      <w:numFmt w:val="bullet"/>
+      <w:lvlText w:val=""/>
+      <w:lvlJc w:val="left"/>
+      <w:pPr>
+        <w:tabs>
+          <w:tab w:val="num" w:pos="5040"/>
+        </w:tabs>
+        <w:ind w:left="5040" w:hanging="360"/>
+      </w:pPr>
+      <w:rPr>
+        <w:rFonts w:ascii="Wingdings" w:hAnsi="Wingdings" w:hint="default"/>
+        <w:sz w:val="20"/>
+      </w:rPr>
+    </w:lvl>
+    <w:lvl w:ilvl="7" w:tentative="1">
+      <w:start w:val="1"/>
+      <w:numFmt w:val="bullet"/>
+      <w:lvlText w:val=""/>
+      <w:lvlJc w:val="left"/>
+      <w:pPr>
+        <w:tabs>
+          <w:tab w:val="num" w:pos="5760"/>
+        </w:tabs>
+        <w:ind w:left="5760" w:hanging="360"/>
+      </w:pPr>
+      <w:rPr>
+        <w:rFonts w:ascii="Wingdings" w:hAnsi="Wingdings" w:hint="default"/>
+        <w:sz w:val="20"/>
+      </w:rPr>
+    </w:lvl>
+    <w:lvl w:ilvl="8" w:tentative="1">
+      <w:start w:val="1"/>
+      <w:numFmt w:val="bullet"/>
+      <w:lvlText w:val=""/>
+      <w:lvlJc w:val="left"/>
+      <w:pPr>
+        <w:tabs>
+          <w:tab w:val="num" w:pos="6480"/>
+        </w:tabs>
+        <w:ind w:left="6480" w:hanging="360"/>
+      </w:pPr>
+      <w:rPr>
+        <w:rFonts w:ascii="Wingdings" w:hAnsi="Wingdings" w:hint="default"/>
+        <w:sz w:val="20"/>
+      </w:rPr>
+    </w:lvl>
+  </w:abstractNum>
+  <w:abstractNum w:abstractNumId="14" w15:restartNumberingAfterBreak="0">
     <w:nsid w:val="2AF2507A"/>
     <w:multiLevelType w:val="multilevel"/>
     <w:tmpl w:val="2D847308"/>
@@ -13245,7 +14945,7 @@
       </w:rPr>
     </w:lvl>
   </w:abstractNum>
-  <w:abstractNum w:abstractNumId="14" w15:restartNumberingAfterBreak="0">
+  <w:abstractNum w:abstractNumId="15" w15:restartNumberingAfterBreak="0">
     <w:nsid w:val="2C1D1825"/>
     <w:multiLevelType w:val="multilevel"/>
     <w:tmpl w:val="1242B92C"/>
@@ -13358,7 +15058,7 @@
       </w:pPr>
     </w:lvl>
   </w:abstractNum>
-  <w:abstractNum w:abstractNumId="15" w15:restartNumberingAfterBreak="0">
+  <w:abstractNum w:abstractNumId="16" w15:restartNumberingAfterBreak="0">
     <w:nsid w:val="2F003EF3"/>
     <w:multiLevelType w:val="multilevel"/>
     <w:tmpl w:val="6382FCF6"/>
@@ -13507,7 +15207,7 @@
       </w:rPr>
     </w:lvl>
   </w:abstractNum>
-  <w:abstractNum w:abstractNumId="16" w15:restartNumberingAfterBreak="0">
+  <w:abstractNum w:abstractNumId="17" w15:restartNumberingAfterBreak="0">
     <w:nsid w:val="31136993"/>
     <w:multiLevelType w:val="multilevel"/>
     <w:tmpl w:val="D5DAAD0C"/>
@@ -13656,7 +15356,7 @@
       </w:rPr>
     </w:lvl>
   </w:abstractNum>
-  <w:abstractNum w:abstractNumId="17" w15:restartNumberingAfterBreak="0">
+  <w:abstractNum w:abstractNumId="18" w15:restartNumberingAfterBreak="0">
     <w:nsid w:val="34BD67DE"/>
     <w:multiLevelType w:val="multilevel"/>
     <w:tmpl w:val="E8CEBE10"/>
@@ -13805,7 +15505,7 @@
       </w:rPr>
     </w:lvl>
   </w:abstractNum>
-  <w:abstractNum w:abstractNumId="18" w15:restartNumberingAfterBreak="0">
+  <w:abstractNum w:abstractNumId="19" w15:restartNumberingAfterBreak="0">
     <w:nsid w:val="446A4AF4"/>
     <w:multiLevelType w:val="multilevel"/>
     <w:tmpl w:val="6F462F32"/>
@@ -13954,7 +15654,156 @@
       </w:rPr>
     </w:lvl>
   </w:abstractNum>
-  <w:abstractNum w:abstractNumId="19" w15:restartNumberingAfterBreak="0">
+  <w:abstractNum w:abstractNumId="20" w15:restartNumberingAfterBreak="0">
+    <w:nsid w:val="44F821BA"/>
+    <w:multiLevelType w:val="multilevel"/>
+    <w:tmpl w:val="30F6B4E0"/>
+    <w:lvl w:ilvl="0">
+      <w:start w:val="1"/>
+      <w:numFmt w:val="bullet"/>
+      <w:lvlText w:val=""/>
+      <w:lvlJc w:val="left"/>
+      <w:pPr>
+        <w:tabs>
+          <w:tab w:val="num" w:pos="720"/>
+        </w:tabs>
+        <w:ind w:left="720" w:hanging="360"/>
+      </w:pPr>
+      <w:rPr>
+        <w:rFonts w:ascii="Symbol" w:hAnsi="Symbol" w:hint="default"/>
+        <w:sz w:val="20"/>
+      </w:rPr>
+    </w:lvl>
+    <w:lvl w:ilvl="1" w:tentative="1">
+      <w:start w:val="1"/>
+      <w:numFmt w:val="bullet"/>
+      <w:lvlText w:val="o"/>
+      <w:lvlJc w:val="left"/>
+      <w:pPr>
+        <w:tabs>
+          <w:tab w:val="num" w:pos="1440"/>
+        </w:tabs>
+        <w:ind w:left="1440" w:hanging="360"/>
+      </w:pPr>
+      <w:rPr>
+        <w:rFonts w:ascii="Courier New" w:hAnsi="Courier New" w:hint="default"/>
+        <w:sz w:val="20"/>
+      </w:rPr>
+    </w:lvl>
+    <w:lvl w:ilvl="2" w:tentative="1">
+      <w:start w:val="1"/>
+      <w:numFmt w:val="bullet"/>
+      <w:lvlText w:val=""/>
+      <w:lvlJc w:val="left"/>
+      <w:pPr>
+        <w:tabs>
+          <w:tab w:val="num" w:pos="2160"/>
+        </w:tabs>
+        <w:ind w:left="2160" w:hanging="360"/>
+      </w:pPr>
+      <w:rPr>
+        <w:rFonts w:ascii="Wingdings" w:hAnsi="Wingdings" w:hint="default"/>
+        <w:sz w:val="20"/>
+      </w:rPr>
+    </w:lvl>
+    <w:lvl w:ilvl="3" w:tentative="1">
+      <w:start w:val="1"/>
+      <w:numFmt w:val="bullet"/>
+      <w:lvlText w:val=""/>
+      <w:lvlJc w:val="left"/>
+      <w:pPr>
+        <w:tabs>
+          <w:tab w:val="num" w:pos="2880"/>
+        </w:tabs>
+        <w:ind w:left="2880" w:hanging="360"/>
+      </w:pPr>
+      <w:rPr>
+        <w:rFonts w:ascii="Wingdings" w:hAnsi="Wingdings" w:hint="default"/>
+        <w:sz w:val="20"/>
+      </w:rPr>
+    </w:lvl>
+    <w:lvl w:ilvl="4" w:tentative="1">
+      <w:start w:val="1"/>
+      <w:numFmt w:val="bullet"/>
+      <w:lvlText w:val=""/>
+      <w:lvlJc w:val="left"/>
+      <w:pPr>
+        <w:tabs>
+          <w:tab w:val="num" w:pos="3600"/>
+        </w:tabs>
+        <w:ind w:left="3600" w:hanging="360"/>
+      </w:pPr>
+      <w:rPr>
+        <w:rFonts w:ascii="Wingdings" w:hAnsi="Wingdings" w:hint="default"/>
+        <w:sz w:val="20"/>
+      </w:rPr>
+    </w:lvl>
+    <w:lvl w:ilvl="5" w:tentative="1">
+      <w:start w:val="1"/>
+      <w:numFmt w:val="bullet"/>
+      <w:lvlText w:val=""/>
+      <w:lvlJc w:val="left"/>
+      <w:pPr>
+        <w:tabs>
+          <w:tab w:val="num" w:pos="4320"/>
+        </w:tabs>
+        <w:ind w:left="4320" w:hanging="360"/>
+      </w:pPr>
+      <w:rPr>
+        <w:rFonts w:ascii="Wingdings" w:hAnsi="Wingdings" w:hint="default"/>
+        <w:sz w:val="20"/>
+      </w:rPr>
+    </w:lvl>
+    <w:lvl w:ilvl="6" w:tentative="1">
+      <w:start w:val="1"/>
+      <w:numFmt w:val="bullet"/>
+      <w:lvlText w:val=""/>
+      <w:lvlJc w:val="left"/>
+      <w:pPr>
+        <w:tabs>
+          <w:tab w:val="num" w:pos="5040"/>
+        </w:tabs>
+        <w:ind w:left="5040" w:hanging="360"/>
+      </w:pPr>
+      <w:rPr>
+        <w:rFonts w:ascii="Wingdings" w:hAnsi="Wingdings" w:hint="default"/>
+        <w:sz w:val="20"/>
+      </w:rPr>
+    </w:lvl>
+    <w:lvl w:ilvl="7" w:tentative="1">
+      <w:start w:val="1"/>
+      <w:numFmt w:val="bullet"/>
+      <w:lvlText w:val=""/>
+      <w:lvlJc w:val="left"/>
+      <w:pPr>
+        <w:tabs>
+          <w:tab w:val="num" w:pos="5760"/>
+        </w:tabs>
+        <w:ind w:left="5760" w:hanging="360"/>
+      </w:pPr>
+      <w:rPr>
+        <w:rFonts w:ascii="Wingdings" w:hAnsi="Wingdings" w:hint="default"/>
+        <w:sz w:val="20"/>
+      </w:rPr>
+    </w:lvl>
+    <w:lvl w:ilvl="8" w:tentative="1">
+      <w:start w:val="1"/>
+      <w:numFmt w:val="bullet"/>
+      <w:lvlText w:val=""/>
+      <w:lvlJc w:val="left"/>
+      <w:pPr>
+        <w:tabs>
+          <w:tab w:val="num" w:pos="6480"/>
+        </w:tabs>
+        <w:ind w:left="6480" w:hanging="360"/>
+      </w:pPr>
+      <w:rPr>
+        <w:rFonts w:ascii="Wingdings" w:hAnsi="Wingdings" w:hint="default"/>
+        <w:sz w:val="20"/>
+      </w:rPr>
+    </w:lvl>
+  </w:abstractNum>
+  <w:abstractNum w:abstractNumId="21" w15:restartNumberingAfterBreak="0">
     <w:nsid w:val="45F75818"/>
     <w:multiLevelType w:val="multilevel"/>
     <w:tmpl w:val="C2A02B46"/>
@@ -14103,7 +15952,7 @@
       </w:rPr>
     </w:lvl>
   </w:abstractNum>
-  <w:abstractNum w:abstractNumId="20" w15:restartNumberingAfterBreak="0">
+  <w:abstractNum w:abstractNumId="22" w15:restartNumberingAfterBreak="0">
     <w:nsid w:val="46723557"/>
     <w:multiLevelType w:val="multilevel"/>
     <w:tmpl w:val="FD008418"/>
@@ -14252,7 +16101,7 @@
       </w:rPr>
     </w:lvl>
   </w:abstractNum>
-  <w:abstractNum w:abstractNumId="21" w15:restartNumberingAfterBreak="0">
+  <w:abstractNum w:abstractNumId="23" w15:restartNumberingAfterBreak="0">
     <w:nsid w:val="49B14255"/>
     <w:multiLevelType w:val="multilevel"/>
     <w:tmpl w:val="DB76D846"/>
@@ -14401,7 +16250,7 @@
       </w:rPr>
     </w:lvl>
   </w:abstractNum>
-  <w:abstractNum w:abstractNumId="22" w15:restartNumberingAfterBreak="0">
+  <w:abstractNum w:abstractNumId="24" w15:restartNumberingAfterBreak="0">
     <w:nsid w:val="4E490A66"/>
     <w:multiLevelType w:val="multilevel"/>
     <w:tmpl w:val="3FA067DA"/>
@@ -14550,7 +16399,7 @@
       </w:rPr>
     </w:lvl>
   </w:abstractNum>
-  <w:abstractNum w:abstractNumId="23" w15:restartNumberingAfterBreak="0">
+  <w:abstractNum w:abstractNumId="25" w15:restartNumberingAfterBreak="0">
     <w:nsid w:val="4F942421"/>
     <w:multiLevelType w:val="multilevel"/>
     <w:tmpl w:val="7B50462C"/>
@@ -14699,7 +16548,156 @@
       </w:rPr>
     </w:lvl>
   </w:abstractNum>
-  <w:abstractNum w:abstractNumId="24" w15:restartNumberingAfterBreak="0">
+  <w:abstractNum w:abstractNumId="26" w15:restartNumberingAfterBreak="0">
+    <w:nsid w:val="50CB485C"/>
+    <w:multiLevelType w:val="multilevel"/>
+    <w:tmpl w:val="4DF2C8B2"/>
+    <w:lvl w:ilvl="0">
+      <w:start w:val="1"/>
+      <w:numFmt w:val="bullet"/>
+      <w:lvlText w:val=""/>
+      <w:lvlJc w:val="left"/>
+      <w:pPr>
+        <w:tabs>
+          <w:tab w:val="num" w:pos="720"/>
+        </w:tabs>
+        <w:ind w:left="720" w:hanging="360"/>
+      </w:pPr>
+      <w:rPr>
+        <w:rFonts w:ascii="Symbol" w:hAnsi="Symbol" w:hint="default"/>
+        <w:sz w:val="20"/>
+      </w:rPr>
+    </w:lvl>
+    <w:lvl w:ilvl="1" w:tentative="1">
+      <w:start w:val="1"/>
+      <w:numFmt w:val="bullet"/>
+      <w:lvlText w:val="o"/>
+      <w:lvlJc w:val="left"/>
+      <w:pPr>
+        <w:tabs>
+          <w:tab w:val="num" w:pos="1440"/>
+        </w:tabs>
+        <w:ind w:left="1440" w:hanging="360"/>
+      </w:pPr>
+      <w:rPr>
+        <w:rFonts w:ascii="Courier New" w:hAnsi="Courier New" w:hint="default"/>
+        <w:sz w:val="20"/>
+      </w:rPr>
+    </w:lvl>
+    <w:lvl w:ilvl="2" w:tentative="1">
+      <w:start w:val="1"/>
+      <w:numFmt w:val="bullet"/>
+      <w:lvlText w:val=""/>
+      <w:lvlJc w:val="left"/>
+      <w:pPr>
+        <w:tabs>
+          <w:tab w:val="num" w:pos="2160"/>
+        </w:tabs>
+        <w:ind w:left="2160" w:hanging="360"/>
+      </w:pPr>
+      <w:rPr>
+        <w:rFonts w:ascii="Wingdings" w:hAnsi="Wingdings" w:hint="default"/>
+        <w:sz w:val="20"/>
+      </w:rPr>
+    </w:lvl>
+    <w:lvl w:ilvl="3" w:tentative="1">
+      <w:start w:val="1"/>
+      <w:numFmt w:val="bullet"/>
+      <w:lvlText w:val=""/>
+      <w:lvlJc w:val="left"/>
+      <w:pPr>
+        <w:tabs>
+          <w:tab w:val="num" w:pos="2880"/>
+        </w:tabs>
+        <w:ind w:left="2880" w:hanging="360"/>
+      </w:pPr>
+      <w:rPr>
+        <w:rFonts w:ascii="Wingdings" w:hAnsi="Wingdings" w:hint="default"/>
+        <w:sz w:val="20"/>
+      </w:rPr>
+    </w:lvl>
+    <w:lvl w:ilvl="4" w:tentative="1">
+      <w:start w:val="1"/>
+      <w:numFmt w:val="bullet"/>
+      <w:lvlText w:val=""/>
+      <w:lvlJc w:val="left"/>
+      <w:pPr>
+        <w:tabs>
+          <w:tab w:val="num" w:pos="3600"/>
+        </w:tabs>
+        <w:ind w:left="3600" w:hanging="360"/>
+      </w:pPr>
+      <w:rPr>
+        <w:rFonts w:ascii="Wingdings" w:hAnsi="Wingdings" w:hint="default"/>
+        <w:sz w:val="20"/>
+      </w:rPr>
+    </w:lvl>
+    <w:lvl w:ilvl="5" w:tentative="1">
+      <w:start w:val="1"/>
+      <w:numFmt w:val="bullet"/>
+      <w:lvlText w:val=""/>
+      <w:lvlJc w:val="left"/>
+      <w:pPr>
+        <w:tabs>
+          <w:tab w:val="num" w:pos="4320"/>
+        </w:tabs>
+        <w:ind w:left="4320" w:hanging="360"/>
+      </w:pPr>
+      <w:rPr>
+        <w:rFonts w:ascii="Wingdings" w:hAnsi="Wingdings" w:hint="default"/>
+        <w:sz w:val="20"/>
+      </w:rPr>
+    </w:lvl>
+    <w:lvl w:ilvl="6" w:tentative="1">
+      <w:start w:val="1"/>
+      <w:numFmt w:val="bullet"/>
+      <w:lvlText w:val=""/>
+      <w:lvlJc w:val="left"/>
+      <w:pPr>
+        <w:tabs>
+          <w:tab w:val="num" w:pos="5040"/>
+        </w:tabs>
+        <w:ind w:left="5040" w:hanging="360"/>
+      </w:pPr>
+      <w:rPr>
+        <w:rFonts w:ascii="Wingdings" w:hAnsi="Wingdings" w:hint="default"/>
+        <w:sz w:val="20"/>
+      </w:rPr>
+    </w:lvl>
+    <w:lvl w:ilvl="7" w:tentative="1">
+      <w:start w:val="1"/>
+      <w:numFmt w:val="bullet"/>
+      <w:lvlText w:val=""/>
+      <w:lvlJc w:val="left"/>
+      <w:pPr>
+        <w:tabs>
+          <w:tab w:val="num" w:pos="5760"/>
+        </w:tabs>
+        <w:ind w:left="5760" w:hanging="360"/>
+      </w:pPr>
+      <w:rPr>
+        <w:rFonts w:ascii="Wingdings" w:hAnsi="Wingdings" w:hint="default"/>
+        <w:sz w:val="20"/>
+      </w:rPr>
+    </w:lvl>
+    <w:lvl w:ilvl="8" w:tentative="1">
+      <w:start w:val="1"/>
+      <w:numFmt w:val="bullet"/>
+      <w:lvlText w:val=""/>
+      <w:lvlJc w:val="left"/>
+      <w:pPr>
+        <w:tabs>
+          <w:tab w:val="num" w:pos="6480"/>
+        </w:tabs>
+        <w:ind w:left="6480" w:hanging="360"/>
+      </w:pPr>
+      <w:rPr>
+        <w:rFonts w:ascii="Wingdings" w:hAnsi="Wingdings" w:hint="default"/>
+        <w:sz w:val="20"/>
+      </w:rPr>
+    </w:lvl>
+  </w:abstractNum>
+  <w:abstractNum w:abstractNumId="27" w15:restartNumberingAfterBreak="0">
     <w:nsid w:val="51724D27"/>
     <w:multiLevelType w:val="multilevel"/>
     <w:tmpl w:val="2666594C"/>
@@ -14848,7 +16846,7 @@
       </w:rPr>
     </w:lvl>
   </w:abstractNum>
-  <w:abstractNum w:abstractNumId="25" w15:restartNumberingAfterBreak="0">
+  <w:abstractNum w:abstractNumId="28" w15:restartNumberingAfterBreak="0">
     <w:nsid w:val="5D066CEC"/>
     <w:multiLevelType w:val="multilevel"/>
     <w:tmpl w:val="B6963D22"/>
@@ -14997,7 +16995,7 @@
       </w:rPr>
     </w:lvl>
   </w:abstractNum>
-  <w:abstractNum w:abstractNumId="26" w15:restartNumberingAfterBreak="0">
+  <w:abstractNum w:abstractNumId="29" w15:restartNumberingAfterBreak="0">
     <w:nsid w:val="626D4350"/>
     <w:multiLevelType w:val="multilevel"/>
     <w:tmpl w:val="081097C0"/>
@@ -15146,7 +17144,7 @@
       </w:rPr>
     </w:lvl>
   </w:abstractNum>
-  <w:abstractNum w:abstractNumId="27" w15:restartNumberingAfterBreak="0">
+  <w:abstractNum w:abstractNumId="30" w15:restartNumberingAfterBreak="0">
     <w:nsid w:val="6616161E"/>
     <w:multiLevelType w:val="multilevel"/>
     <w:tmpl w:val="6EA06F0E"/>
@@ -15295,7 +17293,7 @@
       </w:rPr>
     </w:lvl>
   </w:abstractNum>
-  <w:abstractNum w:abstractNumId="28" w15:restartNumberingAfterBreak="0">
+  <w:abstractNum w:abstractNumId="31" w15:restartNumberingAfterBreak="0">
     <w:nsid w:val="672D69CA"/>
     <w:multiLevelType w:val="multilevel"/>
     <w:tmpl w:val="6FD4A39C"/>
@@ -15444,7 +17442,7 @@
       </w:rPr>
     </w:lvl>
   </w:abstractNum>
-  <w:abstractNum w:abstractNumId="29" w15:restartNumberingAfterBreak="0">
+  <w:abstractNum w:abstractNumId="32" w15:restartNumberingAfterBreak="0">
     <w:nsid w:val="67FE5139"/>
     <w:multiLevelType w:val="multilevel"/>
     <w:tmpl w:val="60063E96"/>
@@ -15593,7 +17591,7 @@
       </w:rPr>
     </w:lvl>
   </w:abstractNum>
-  <w:abstractNum w:abstractNumId="30" w15:restartNumberingAfterBreak="0">
+  <w:abstractNum w:abstractNumId="33" w15:restartNumberingAfterBreak="0">
     <w:nsid w:val="684F60C2"/>
     <w:multiLevelType w:val="multilevel"/>
     <w:tmpl w:val="77CEB86E"/>
@@ -15742,7 +17740,7 @@
       </w:rPr>
     </w:lvl>
   </w:abstractNum>
-  <w:abstractNum w:abstractNumId="31" w15:restartNumberingAfterBreak="0">
+  <w:abstractNum w:abstractNumId="34" w15:restartNumberingAfterBreak="0">
     <w:nsid w:val="6FBB1FC5"/>
     <w:multiLevelType w:val="multilevel"/>
     <w:tmpl w:val="06D6A5E0"/>
@@ -15891,7 +17889,7 @@
       </w:rPr>
     </w:lvl>
   </w:abstractNum>
-  <w:abstractNum w:abstractNumId="32" w15:restartNumberingAfterBreak="0">
+  <w:abstractNum w:abstractNumId="35" w15:restartNumberingAfterBreak="0">
     <w:nsid w:val="710E7541"/>
     <w:multiLevelType w:val="multilevel"/>
     <w:tmpl w:val="FA1833E2"/>
@@ -16040,7 +18038,7 @@
       </w:rPr>
     </w:lvl>
   </w:abstractNum>
-  <w:abstractNum w:abstractNumId="33" w15:restartNumberingAfterBreak="0">
+  <w:abstractNum w:abstractNumId="36" w15:restartNumberingAfterBreak="0">
     <w:nsid w:val="7D8E7FB2"/>
     <w:multiLevelType w:val="multilevel"/>
     <w:tmpl w:val="61488092"/>
@@ -16189,7 +18187,7 @@
       </w:rPr>
     </w:lvl>
   </w:abstractNum>
-  <w:abstractNum w:abstractNumId="34" w15:restartNumberingAfterBreak="0">
+  <w:abstractNum w:abstractNumId="37" w15:restartNumberingAfterBreak="0">
     <w:nsid w:val="7EE728D6"/>
     <w:multiLevelType w:val="multilevel"/>
     <w:tmpl w:val="B1160B76"/>
@@ -16338,7 +18336,7 @@
       </w:rPr>
     </w:lvl>
   </w:abstractNum>
-  <w:abstractNum w:abstractNumId="35" w15:restartNumberingAfterBreak="0">
+  <w:abstractNum w:abstractNumId="38" w15:restartNumberingAfterBreak="0">
     <w:nsid w:val="7F9D706B"/>
     <w:multiLevelType w:val="multilevel"/>
     <w:tmpl w:val="2B026A70"/>
@@ -16500,22 +18498,22 @@
     <w:abstractNumId w:val="9"/>
   </w:num>
   <w:num w:numId="5" w16cid:durableId="222563281">
-    <w:abstractNumId w:val="18"/>
+    <w:abstractNumId w:val="19"/>
   </w:num>
   <w:num w:numId="6" w16cid:durableId="1398476712">
-    <w:abstractNumId w:val="35"/>
+    <w:abstractNumId w:val="38"/>
   </w:num>
   <w:num w:numId="7" w16cid:durableId="595477420">
-    <w:abstractNumId w:val="26"/>
+    <w:abstractNumId w:val="29"/>
   </w:num>
   <w:num w:numId="8" w16cid:durableId="175120928">
-    <w:abstractNumId w:val="31"/>
+    <w:abstractNumId w:val="34"/>
   </w:num>
   <w:num w:numId="9" w16cid:durableId="1333221303">
-    <w:abstractNumId w:val="25"/>
+    <w:abstractNumId w:val="28"/>
   </w:num>
   <w:num w:numId="10" w16cid:durableId="887841098">
-    <w:abstractNumId w:val="23"/>
+    <w:abstractNumId w:val="25"/>
   </w:num>
   <w:num w:numId="11" w16cid:durableId="439641995">
     <w:abstractNumId w:val="3"/>
@@ -16524,61 +18522,61 @@
     <w:abstractNumId w:val="2"/>
   </w:num>
   <w:num w:numId="13" w16cid:durableId="51732341">
-    <w:abstractNumId w:val="34"/>
+    <w:abstractNumId w:val="37"/>
   </w:num>
   <w:num w:numId="14" w16cid:durableId="56823169">
-    <w:abstractNumId w:val="20"/>
+    <w:abstractNumId w:val="22"/>
   </w:num>
   <w:num w:numId="15" w16cid:durableId="2041084968">
-    <w:abstractNumId w:val="15"/>
+    <w:abstractNumId w:val="16"/>
   </w:num>
   <w:num w:numId="16" w16cid:durableId="181553681">
-    <w:abstractNumId w:val="24"/>
+    <w:abstractNumId w:val="27"/>
   </w:num>
   <w:num w:numId="17" w16cid:durableId="49888544">
     <w:abstractNumId w:val="11"/>
   </w:num>
   <w:num w:numId="18" w16cid:durableId="2131699540">
-    <w:abstractNumId w:val="17"/>
+    <w:abstractNumId w:val="18"/>
   </w:num>
   <w:num w:numId="19" w16cid:durableId="1455908697">
-    <w:abstractNumId w:val="32"/>
+    <w:abstractNumId w:val="35"/>
   </w:num>
   <w:num w:numId="20" w16cid:durableId="1087309017">
-    <w:abstractNumId w:val="14"/>
+    <w:abstractNumId w:val="15"/>
   </w:num>
   <w:num w:numId="21" w16cid:durableId="710426226">
-    <w:abstractNumId w:val="29"/>
+    <w:abstractNumId w:val="32"/>
   </w:num>
   <w:num w:numId="22" w16cid:durableId="242690841">
     <w:abstractNumId w:val="8"/>
   </w:num>
   <w:num w:numId="23" w16cid:durableId="1250306493">
-    <w:abstractNumId w:val="19"/>
+    <w:abstractNumId w:val="21"/>
   </w:num>
   <w:num w:numId="24" w16cid:durableId="400563747">
-    <w:abstractNumId w:val="28"/>
+    <w:abstractNumId w:val="31"/>
   </w:num>
   <w:num w:numId="25" w16cid:durableId="1216356997">
-    <w:abstractNumId w:val="21"/>
+    <w:abstractNumId w:val="23"/>
   </w:num>
   <w:num w:numId="26" w16cid:durableId="2108698139">
-    <w:abstractNumId w:val="33"/>
+    <w:abstractNumId w:val="36"/>
   </w:num>
   <w:num w:numId="27" w16cid:durableId="1658612552">
     <w:abstractNumId w:val="1"/>
   </w:num>
   <w:num w:numId="28" w16cid:durableId="71002546">
-    <w:abstractNumId w:val="27"/>
+    <w:abstractNumId w:val="30"/>
   </w:num>
   <w:num w:numId="29" w16cid:durableId="1303316252">
     <w:abstractNumId w:val="12"/>
   </w:num>
   <w:num w:numId="30" w16cid:durableId="1798984863">
-    <w:abstractNumId w:val="30"/>
+    <w:abstractNumId w:val="33"/>
   </w:num>
   <w:num w:numId="31" w16cid:durableId="1008866659">
-    <w:abstractNumId w:val="13"/>
+    <w:abstractNumId w:val="14"/>
   </w:num>
   <w:num w:numId="32" w16cid:durableId="658919769">
     <w:abstractNumId w:val="7"/>
@@ -16587,13 +18585,22 @@
     <w:abstractNumId w:val="0"/>
   </w:num>
   <w:num w:numId="34" w16cid:durableId="1482381205">
-    <w:abstractNumId w:val="22"/>
+    <w:abstractNumId w:val="24"/>
   </w:num>
   <w:num w:numId="35" w16cid:durableId="383988002">
-    <w:abstractNumId w:val="16"/>
+    <w:abstractNumId w:val="17"/>
   </w:num>
   <w:num w:numId="36" w16cid:durableId="1485312364">
     <w:abstractNumId w:val="10"/>
+  </w:num>
+  <w:num w:numId="37" w16cid:durableId="1284121013">
+    <w:abstractNumId w:val="20"/>
+  </w:num>
+  <w:num w:numId="38" w16cid:durableId="164128975">
+    <w:abstractNumId w:val="26"/>
+  </w:num>
+  <w:num w:numId="39" w16cid:durableId="884951572">
+    <w:abstractNumId w:val="13"/>
   </w:num>
 </w:numbering>
 </file>

--- a/AIChatbot/AI Documents/AI Chatbot.docx
+++ b/AIChatbot/AI Documents/AI Chatbot.docx
@@ -10836,7 +10836,7 @@
           <w:rFonts w:ascii="Times New Roman" w:hAnsi="Times New Roman" w:cs="Times New Roman"/>
         </w:rPr>
         <w:pict w14:anchorId="7A5A2DB7">
-          <v:rect id="_x0000_i1044" style="width:0;height:1.5pt" o:hralign="center" o:hrstd="t" o:hr="t" fillcolor="#a0a0a0" stroked="f"/>
+          <v:rect id="_x0000_i1032" style="width:0;height:1.5pt" o:hralign="center" o:hrstd="t" o:hr="t" fillcolor="#a0a0a0" stroked="f"/>
         </w:pict>
       </w:r>
     </w:p>
@@ -11205,7 +11205,7 @@
           <w:rFonts w:ascii="Times New Roman" w:hAnsi="Times New Roman" w:cs="Times New Roman"/>
         </w:rPr>
         <w:pict w14:anchorId="7098AD2E">
-          <v:rect id="_x0000_i1045" style="width:0;height:1.5pt" o:hralign="center" o:hrstd="t" o:hr="t" fillcolor="#a0a0a0" stroked="f"/>
+          <v:rect id="_x0000_i1033" style="width:0;height:1.5pt" o:hralign="center" o:hrstd="t" o:hr="t" fillcolor="#a0a0a0" stroked="f"/>
         </w:pict>
       </w:r>
     </w:p>
@@ -12734,6 +12734,693 @@
         </w:rPr>
       </w:pPr>
     </w:p>
+    <w:p>
+      <w:pPr>
+        <w:rPr>
+          <w:rFonts w:ascii="Times New Roman" w:hAnsi="Times New Roman" w:cs="Times New Roman"/>
+        </w:rPr>
+      </w:pPr>
+    </w:p>
+    <w:p>
+      <w:pPr>
+        <w:rPr>
+          <w:rFonts w:ascii="Times New Roman" w:hAnsi="Times New Roman" w:cs="Times New Roman"/>
+        </w:rPr>
+      </w:pPr>
+    </w:p>
+    <w:p>
+      <w:pPr>
+        <w:rPr>
+          <w:rFonts w:ascii="Times New Roman" w:hAnsi="Times New Roman" w:cs="Times New Roman"/>
+        </w:rPr>
+      </w:pPr>
+    </w:p>
+    <w:p>
+      <w:pPr>
+        <w:rPr>
+          <w:rFonts w:ascii="Times New Roman" w:hAnsi="Times New Roman" w:cs="Times New Roman"/>
+        </w:rPr>
+      </w:pPr>
+    </w:p>
+    <w:p>
+      <w:pPr>
+        <w:rPr>
+          <w:rFonts w:ascii="Times New Roman" w:hAnsi="Times New Roman" w:cs="Times New Roman"/>
+          <w:b/>
+          <w:bCs/>
+          <w:sz w:val="32"/>
+          <w:szCs w:val="32"/>
+        </w:rPr>
+      </w:pPr>
+      <w:r>
+        <w:rPr>
+          <w:rFonts w:ascii="Times New Roman" w:hAnsi="Times New Roman" w:cs="Times New Roman"/>
+          <w:b/>
+          <w:bCs/>
+          <w:sz w:val="32"/>
+          <w:szCs w:val="32"/>
+        </w:rPr>
+        <w:lastRenderedPageBreak/>
+        <w:t>FAQ Search Engine</w:t>
+      </w:r>
+    </w:p>
+    <w:p>
+      <w:pPr>
+        <w:rPr>
+          <w:rFonts w:ascii="Times New Roman" w:hAnsi="Times New Roman" w:cs="Times New Roman"/>
+          <w:b/>
+          <w:bCs/>
+        </w:rPr>
+      </w:pPr>
+      <w:r>
+        <w:rPr>
+          <w:rFonts w:ascii="Times New Roman" w:hAnsi="Times New Roman" w:cs="Times New Roman"/>
+          <w:b/>
+          <w:bCs/>
+        </w:rPr>
+        <w:t>Real-world Example</w:t>
+      </w:r>
+    </w:p>
+    <w:p>
+      <w:pPr>
+        <w:rPr>
+          <w:rFonts w:ascii="Times New Roman" w:hAnsi="Times New Roman" w:cs="Times New Roman"/>
+        </w:rPr>
+      </w:pPr>
+      <w:r>
+        <w:rPr>
+          <w:rFonts w:ascii="Times New Roman" w:hAnsi="Times New Roman" w:cs="Times New Roman"/>
+        </w:rPr>
+        <w:t>Companies use this everywhere.</w:t>
+      </w:r>
+    </w:p>
+    <w:p>
+      <w:pPr>
+        <w:numPr>
+          <w:ilvl w:val="0"/>
+          <w:numId w:val="40"/>
+        </w:numPr>
+        <w:rPr>
+          <w:rFonts w:ascii="Times New Roman" w:hAnsi="Times New Roman" w:cs="Times New Roman"/>
+        </w:rPr>
+      </w:pPr>
+      <w:r>
+        <w:rPr>
+          <w:rFonts w:ascii="Times New Roman" w:hAnsi="Times New Roman" w:cs="Times New Roman"/>
+        </w:rPr>
+        <w:t xml:space="preserve">Microsoft Support </w:t>
+      </w:r>
+    </w:p>
+    <w:p>
+      <w:pPr>
+        <w:numPr>
+          <w:ilvl w:val="0"/>
+          <w:numId w:val="40"/>
+        </w:numPr>
+        <w:rPr>
+          <w:rFonts w:ascii="Times New Roman" w:hAnsi="Times New Roman" w:cs="Times New Roman"/>
+        </w:rPr>
+      </w:pPr>
+      <w:r>
+        <w:rPr>
+          <w:rFonts w:ascii="Times New Roman" w:hAnsi="Times New Roman" w:cs="Times New Roman"/>
+        </w:rPr>
+        <w:t xml:space="preserve">Amazon Help Center </w:t>
+      </w:r>
+    </w:p>
+    <w:p>
+      <w:pPr>
+        <w:numPr>
+          <w:ilvl w:val="0"/>
+          <w:numId w:val="40"/>
+        </w:numPr>
+        <w:rPr>
+          <w:rFonts w:ascii="Times New Roman" w:hAnsi="Times New Roman" w:cs="Times New Roman"/>
+        </w:rPr>
+      </w:pPr>
+      <w:r>
+        <w:rPr>
+          <w:rFonts w:ascii="Times New Roman" w:hAnsi="Times New Roman" w:cs="Times New Roman"/>
+        </w:rPr>
+        <w:t xml:space="preserve">Banking FAQ </w:t>
+      </w:r>
+    </w:p>
+    <w:p>
+      <w:pPr>
+        <w:numPr>
+          <w:ilvl w:val="0"/>
+          <w:numId w:val="40"/>
+        </w:numPr>
+        <w:rPr>
+          <w:rFonts w:ascii="Times New Roman" w:hAnsi="Times New Roman" w:cs="Times New Roman"/>
+        </w:rPr>
+      </w:pPr>
+      <w:r>
+        <w:rPr>
+          <w:rFonts w:ascii="Times New Roman" w:hAnsi="Times New Roman" w:cs="Times New Roman"/>
+        </w:rPr>
+        <w:t xml:space="preserve">Hospital FAQ </w:t>
+      </w:r>
+    </w:p>
+    <w:p>
+      <w:pPr>
+        <w:numPr>
+          <w:ilvl w:val="0"/>
+          <w:numId w:val="40"/>
+        </w:numPr>
+        <w:rPr>
+          <w:rFonts w:ascii="Times New Roman" w:hAnsi="Times New Roman" w:cs="Times New Roman"/>
+        </w:rPr>
+      </w:pPr>
+      <w:r>
+        <w:rPr>
+          <w:rFonts w:ascii="Times New Roman" w:hAnsi="Times New Roman" w:cs="Times New Roman"/>
+        </w:rPr>
+        <w:t xml:space="preserve">HR Chatbot </w:t>
+      </w:r>
+    </w:p>
+    <w:p>
+      <w:pPr>
+        <w:numPr>
+          <w:ilvl w:val="0"/>
+          <w:numId w:val="40"/>
+        </w:numPr>
+        <w:rPr>
+          <w:rFonts w:ascii="Times New Roman" w:hAnsi="Times New Roman" w:cs="Times New Roman"/>
+        </w:rPr>
+      </w:pPr>
+      <w:r>
+        <w:rPr>
+          <w:rFonts w:ascii="Times New Roman" w:hAnsi="Times New Roman" w:cs="Times New Roman"/>
+        </w:rPr>
+        <w:t>University Help Desk</w:t>
+      </w:r>
+      <w:r>
+        <w:rPr>
+          <w:rFonts w:ascii="Times New Roman" w:hAnsi="Times New Roman" w:cs="Times New Roman"/>
+        </w:rPr>
+        <w:t xml:space="preserve"> </w:t>
+      </w:r>
+    </w:p>
+    <w:p>
+      <w:pPr>
+        <w:rPr>
+          <w:rFonts w:ascii="Times New Roman" w:hAnsi="Times New Roman" w:cs="Times New Roman"/>
+        </w:rPr>
+      </w:pPr>
+    </w:p>
+    <w:p>
+      <w:pPr>
+        <w:rPr>
+          <w:rFonts w:ascii="Times New Roman" w:hAnsi="Times New Roman" w:cs="Times New Roman"/>
+        </w:rPr>
+      </w:pPr>
+      <w:r>
+        <w:rPr>
+          <w:rFonts w:ascii="Times New Roman" w:hAnsi="Times New Roman" w:cs="Times New Roman"/>
+        </w:rPr>
+        <w:t>Your FAQ Search Engine now includes:</w:t>
+      </w:r>
+    </w:p>
+    <w:p>
+      <w:pPr>
+        <w:numPr>
+          <w:ilvl w:val="0"/>
+          <w:numId w:val="41"/>
+        </w:numPr>
+        <w:rPr>
+          <w:rFonts w:ascii="Times New Roman" w:hAnsi="Times New Roman" w:cs="Times New Roman"/>
+        </w:rPr>
+      </w:pPr>
+      <w:r>
+        <w:rPr>
+          <w:rFonts w:ascii="Segoe UI Emoji" w:hAnsi="Segoe UI Emoji" w:cs="Segoe UI Emoji"/>
+        </w:rPr>
+        <w:t>✅</w:t>
+      </w:r>
+      <w:r>
+        <w:rPr>
+          <w:rFonts w:ascii="Times New Roman" w:hAnsi="Times New Roman" w:cs="Times New Roman"/>
+        </w:rPr>
+        <w:t xml:space="preserve"> Loading FAQs </w:t>
+      </w:r>
+    </w:p>
+    <w:p>
+      <w:pPr>
+        <w:numPr>
+          <w:ilvl w:val="0"/>
+          <w:numId w:val="41"/>
+        </w:numPr>
+        <w:rPr>
+          <w:rFonts w:ascii="Times New Roman" w:hAnsi="Times New Roman" w:cs="Times New Roman"/>
+        </w:rPr>
+      </w:pPr>
+      <w:r>
+        <w:rPr>
+          <w:rFonts w:ascii="Segoe UI Emoji" w:hAnsi="Segoe UI Emoji" w:cs="Segoe UI Emoji"/>
+        </w:rPr>
+        <w:t>✅</w:t>
+      </w:r>
+      <w:r>
+        <w:rPr>
+          <w:rFonts w:ascii="Times New Roman" w:hAnsi="Times New Roman" w:cs="Times New Roman"/>
+        </w:rPr>
+        <w:t xml:space="preserve"> Text normalization </w:t>
+      </w:r>
+    </w:p>
+    <w:p>
+      <w:pPr>
+        <w:numPr>
+          <w:ilvl w:val="0"/>
+          <w:numId w:val="41"/>
+        </w:numPr>
+        <w:rPr>
+          <w:rFonts w:ascii="Times New Roman" w:hAnsi="Times New Roman" w:cs="Times New Roman"/>
+        </w:rPr>
+      </w:pPr>
+      <w:r>
+        <w:rPr>
+          <w:rFonts w:ascii="Segoe UI Emoji" w:hAnsi="Segoe UI Emoji" w:cs="Segoe UI Emoji"/>
+        </w:rPr>
+        <w:t>✅</w:t>
+      </w:r>
+      <w:r>
+        <w:rPr>
+          <w:rFonts w:ascii="Times New Roman" w:hAnsi="Times New Roman" w:cs="Times New Roman"/>
+        </w:rPr>
+        <w:t xml:space="preserve"> Tokenization </w:t>
+      </w:r>
+    </w:p>
+    <w:p>
+      <w:pPr>
+        <w:numPr>
+          <w:ilvl w:val="0"/>
+          <w:numId w:val="41"/>
+        </w:numPr>
+        <w:rPr>
+          <w:rFonts w:ascii="Times New Roman" w:hAnsi="Times New Roman" w:cs="Times New Roman"/>
+        </w:rPr>
+      </w:pPr>
+      <w:r>
+        <w:rPr>
+          <w:rFonts w:ascii="Segoe UI Emoji" w:hAnsi="Segoe UI Emoji" w:cs="Segoe UI Emoji"/>
+        </w:rPr>
+        <w:t>✅</w:t>
+      </w:r>
+      <w:r>
+        <w:rPr>
+          <w:rFonts w:ascii="Times New Roman" w:hAnsi="Times New Roman" w:cs="Times New Roman"/>
+        </w:rPr>
+        <w:t xml:space="preserve"> Stop word removal </w:t>
+      </w:r>
+    </w:p>
+    <w:p>
+      <w:pPr>
+        <w:numPr>
+          <w:ilvl w:val="0"/>
+          <w:numId w:val="41"/>
+        </w:numPr>
+        <w:rPr>
+          <w:rFonts w:ascii="Times New Roman" w:hAnsi="Times New Roman" w:cs="Times New Roman"/>
+        </w:rPr>
+      </w:pPr>
+      <w:r>
+        <w:rPr>
+          <w:rFonts w:ascii="Segoe UI Emoji" w:hAnsi="Segoe UI Emoji" w:cs="Segoe UI Emoji"/>
+        </w:rPr>
+        <w:t>✅</w:t>
+      </w:r>
+      <w:r>
+        <w:rPr>
+          <w:rFonts w:ascii="Times New Roman" w:hAnsi="Times New Roman" w:cs="Times New Roman"/>
+        </w:rPr>
+        <w:t xml:space="preserve"> Lemmatization </w:t>
+      </w:r>
+    </w:p>
+    <w:p>
+      <w:pPr>
+        <w:numPr>
+          <w:ilvl w:val="0"/>
+          <w:numId w:val="41"/>
+        </w:numPr>
+        <w:rPr>
+          <w:rFonts w:ascii="Times New Roman" w:hAnsi="Times New Roman" w:cs="Times New Roman"/>
+        </w:rPr>
+      </w:pPr>
+      <w:r>
+        <w:rPr>
+          <w:rFonts w:ascii="Segoe UI Emoji" w:hAnsi="Segoe UI Emoji" w:cs="Segoe UI Emoji"/>
+        </w:rPr>
+        <w:t>✅</w:t>
+      </w:r>
+      <w:r>
+        <w:rPr>
+          <w:rFonts w:ascii="Times New Roman" w:hAnsi="Times New Roman" w:cs="Times New Roman"/>
+        </w:rPr>
+        <w:t xml:space="preserve"> Vocabulary creation </w:t>
+      </w:r>
+    </w:p>
+    <w:p>
+      <w:pPr>
+        <w:numPr>
+          <w:ilvl w:val="0"/>
+          <w:numId w:val="41"/>
+        </w:numPr>
+        <w:rPr>
+          <w:rFonts w:ascii="Times New Roman" w:hAnsi="Times New Roman" w:cs="Times New Roman"/>
+        </w:rPr>
+      </w:pPr>
+      <w:r>
+        <w:rPr>
+          <w:rFonts w:ascii="Segoe UI Emoji" w:hAnsi="Segoe UI Emoji" w:cs="Segoe UI Emoji"/>
+        </w:rPr>
+        <w:t>✅</w:t>
+      </w:r>
+      <w:r>
+        <w:rPr>
+          <w:rFonts w:ascii="Times New Roman" w:hAnsi="Times New Roman" w:cs="Times New Roman"/>
+        </w:rPr>
+        <w:t xml:space="preserve"> TF calculation </w:t>
+      </w:r>
+    </w:p>
+    <w:p>
+      <w:pPr>
+        <w:numPr>
+          <w:ilvl w:val="0"/>
+          <w:numId w:val="41"/>
+        </w:numPr>
+        <w:rPr>
+          <w:rFonts w:ascii="Times New Roman" w:hAnsi="Times New Roman" w:cs="Times New Roman"/>
+        </w:rPr>
+      </w:pPr>
+      <w:r>
+        <w:rPr>
+          <w:rFonts w:ascii="Segoe UI Emoji" w:hAnsi="Segoe UI Emoji" w:cs="Segoe UI Emoji"/>
+        </w:rPr>
+        <w:t>✅</w:t>
+      </w:r>
+      <w:r>
+        <w:rPr>
+          <w:rFonts w:ascii="Times New Roman" w:hAnsi="Times New Roman" w:cs="Times New Roman"/>
+        </w:rPr>
+        <w:t xml:space="preserve"> IDF calculation </w:t>
+      </w:r>
+    </w:p>
+    <w:p>
+      <w:pPr>
+        <w:numPr>
+          <w:ilvl w:val="0"/>
+          <w:numId w:val="41"/>
+        </w:numPr>
+        <w:rPr>
+          <w:rFonts w:ascii="Times New Roman" w:hAnsi="Times New Roman" w:cs="Times New Roman"/>
+        </w:rPr>
+      </w:pPr>
+      <w:r>
+        <w:rPr>
+          <w:rFonts w:ascii="Segoe UI Emoji" w:hAnsi="Segoe UI Emoji" w:cs="Segoe UI Emoji"/>
+        </w:rPr>
+        <w:t>✅</w:t>
+      </w:r>
+      <w:r>
+        <w:rPr>
+          <w:rFonts w:ascii="Times New Roman" w:hAnsi="Times New Roman" w:cs="Times New Roman"/>
+        </w:rPr>
+        <w:t xml:space="preserve"> TF-IDF vector generation </w:t>
+      </w:r>
+    </w:p>
+    <w:p>
+      <w:pPr>
+        <w:numPr>
+          <w:ilvl w:val="0"/>
+          <w:numId w:val="41"/>
+        </w:numPr>
+        <w:rPr>
+          <w:rFonts w:ascii="Times New Roman" w:hAnsi="Times New Roman" w:cs="Times New Roman"/>
+        </w:rPr>
+      </w:pPr>
+      <w:r>
+        <w:rPr>
+          <w:rFonts w:ascii="Segoe UI Emoji" w:hAnsi="Segoe UI Emoji" w:cs="Segoe UI Emoji"/>
+        </w:rPr>
+        <w:t>✅</w:t>
+      </w:r>
+      <w:r>
+        <w:rPr>
+          <w:rFonts w:ascii="Times New Roman" w:hAnsi="Times New Roman" w:cs="Times New Roman"/>
+        </w:rPr>
+        <w:t xml:space="preserve"> Cosine similarity </w:t>
+      </w:r>
+    </w:p>
+    <w:p>
+      <w:pPr>
+        <w:numPr>
+          <w:ilvl w:val="0"/>
+          <w:numId w:val="41"/>
+        </w:numPr>
+        <w:rPr>
+          <w:rFonts w:ascii="Times New Roman" w:hAnsi="Times New Roman" w:cs="Times New Roman"/>
+        </w:rPr>
+      </w:pPr>
+      <w:r>
+        <w:rPr>
+          <w:rFonts w:ascii="Segoe UI Emoji" w:hAnsi="Segoe UI Emoji" w:cs="Segoe UI Emoji"/>
+        </w:rPr>
+        <w:t>✅</w:t>
+      </w:r>
+      <w:r>
+        <w:rPr>
+          <w:rFonts w:ascii="Times New Roman" w:hAnsi="Times New Roman" w:cs="Times New Roman"/>
+        </w:rPr>
+        <w:t xml:space="preserve"> Ranking FAQs by similarity </w:t>
+      </w:r>
+    </w:p>
+    <w:p>
+      <w:pPr>
+        <w:numPr>
+          <w:ilvl w:val="0"/>
+          <w:numId w:val="41"/>
+        </w:numPr>
+        <w:rPr>
+          <w:rFonts w:ascii="Times New Roman" w:hAnsi="Times New Roman" w:cs="Times New Roman"/>
+        </w:rPr>
+      </w:pPr>
+      <w:r>
+        <w:rPr>
+          <w:rFonts w:ascii="Segoe UI Emoji" w:hAnsi="Segoe UI Emoji" w:cs="Segoe UI Emoji"/>
+        </w:rPr>
+        <w:t>✅</w:t>
+      </w:r>
+      <w:r>
+        <w:rPr>
+          <w:rFonts w:ascii="Times New Roman" w:hAnsi="Times New Roman" w:cs="Times New Roman"/>
+        </w:rPr>
+        <w:t xml:space="preserve"> Threshold-based "No matching FAQ found" handling</w:t>
+      </w:r>
+    </w:p>
+    <w:p>
+      <w:pPr>
+        <w:rPr>
+          <w:rFonts w:ascii="Times New Roman" w:hAnsi="Times New Roman" w:cs="Times New Roman"/>
+        </w:rPr>
+      </w:pPr>
+    </w:p>
+    <w:p>
+      <w:pPr>
+        <w:rPr>
+          <w:rFonts w:ascii="Times New Roman" w:hAnsi="Times New Roman" w:cs="Times New Roman"/>
+        </w:rPr>
+      </w:pPr>
+    </w:p>
+    <w:p>
+      <w:pPr>
+        <w:rPr>
+          <w:rFonts w:ascii="Times New Roman" w:hAnsi="Times New Roman" w:cs="Times New Roman"/>
+        </w:rPr>
+      </w:pPr>
+    </w:p>
+    <w:p>
+      <w:pPr>
+        <w:rPr>
+          <w:rFonts w:ascii="Times New Roman" w:hAnsi="Times New Roman" w:cs="Times New Roman"/>
+        </w:rPr>
+      </w:pPr>
+    </w:p>
+    <w:p>
+      <w:pPr>
+        <w:rPr>
+          <w:rFonts w:ascii="Times New Roman" w:hAnsi="Times New Roman" w:cs="Times New Roman"/>
+        </w:rPr>
+      </w:pPr>
+    </w:p>
+    <w:p>
+      <w:pPr>
+        <w:rPr>
+          <w:rFonts w:ascii="Times New Roman" w:hAnsi="Times New Roman" w:cs="Times New Roman"/>
+        </w:rPr>
+      </w:pPr>
+    </w:p>
+    <w:p>
+      <w:pPr>
+        <w:rPr>
+          <w:rFonts w:ascii="Times New Roman" w:hAnsi="Times New Roman" w:cs="Times New Roman"/>
+        </w:rPr>
+      </w:pPr>
+    </w:p>
+    <w:p>
+      <w:pPr>
+        <w:rPr>
+          <w:rFonts w:ascii="Times New Roman" w:hAnsi="Times New Roman" w:cs="Times New Roman"/>
+        </w:rPr>
+      </w:pPr>
+    </w:p>
+    <w:p>
+      <w:pPr>
+        <w:rPr>
+          <w:rFonts w:ascii="Times New Roman" w:hAnsi="Times New Roman" w:cs="Times New Roman"/>
+        </w:rPr>
+      </w:pPr>
+    </w:p>
+    <w:p>
+      <w:pPr>
+        <w:rPr>
+          <w:rFonts w:ascii="Times New Roman" w:hAnsi="Times New Roman" w:cs="Times New Roman"/>
+        </w:rPr>
+      </w:pPr>
+    </w:p>
+    <w:p>
+      <w:pPr>
+        <w:rPr>
+          <w:rFonts w:ascii="Times New Roman" w:hAnsi="Times New Roman" w:cs="Times New Roman"/>
+        </w:rPr>
+      </w:pPr>
+    </w:p>
+    <w:p>
+      <w:pPr>
+        <w:rPr>
+          <w:rFonts w:ascii="Times New Roman" w:hAnsi="Times New Roman" w:cs="Times New Roman"/>
+        </w:rPr>
+      </w:pPr>
+    </w:p>
+    <w:p>
+      <w:pPr>
+        <w:rPr>
+          <w:rFonts w:ascii="Times New Roman" w:hAnsi="Times New Roman" w:cs="Times New Roman"/>
+        </w:rPr>
+      </w:pPr>
+    </w:p>
+    <w:p>
+      <w:pPr>
+        <w:rPr>
+          <w:rFonts w:ascii="Times New Roman" w:hAnsi="Times New Roman" w:cs="Times New Roman"/>
+        </w:rPr>
+      </w:pPr>
+    </w:p>
+    <w:p>
+      <w:pPr>
+        <w:rPr>
+          <w:rFonts w:ascii="Times New Roman" w:hAnsi="Times New Roman" w:cs="Times New Roman"/>
+        </w:rPr>
+      </w:pPr>
+    </w:p>
+    <w:p>
+      <w:pPr>
+        <w:rPr>
+          <w:rFonts w:ascii="Times New Roman" w:hAnsi="Times New Roman" w:cs="Times New Roman"/>
+        </w:rPr>
+      </w:pPr>
+    </w:p>
+    <w:p>
+      <w:pPr>
+        <w:rPr>
+          <w:rFonts w:ascii="Times New Roman" w:hAnsi="Times New Roman" w:cs="Times New Roman"/>
+        </w:rPr>
+      </w:pPr>
+    </w:p>
+    <w:p>
+      <w:pPr>
+        <w:rPr>
+          <w:rFonts w:ascii="Times New Roman" w:hAnsi="Times New Roman" w:cs="Times New Roman"/>
+        </w:rPr>
+      </w:pPr>
+    </w:p>
+    <w:p>
+      <w:pPr>
+        <w:rPr>
+          <w:rFonts w:ascii="Times New Roman" w:hAnsi="Times New Roman" w:cs="Times New Roman"/>
+        </w:rPr>
+      </w:pPr>
+    </w:p>
+    <w:p>
+      <w:pPr>
+        <w:rPr>
+          <w:rFonts w:ascii="Times New Roman" w:hAnsi="Times New Roman" w:cs="Times New Roman"/>
+        </w:rPr>
+      </w:pPr>
+    </w:p>
+    <w:p>
+      <w:pPr>
+        <w:rPr>
+          <w:rFonts w:ascii="Times New Roman" w:hAnsi="Times New Roman" w:cs="Times New Roman"/>
+        </w:rPr>
+      </w:pPr>
+    </w:p>
+    <w:p>
+      <w:pPr>
+        <w:rPr>
+          <w:rFonts w:ascii="Times New Roman" w:hAnsi="Times New Roman" w:cs="Times New Roman"/>
+        </w:rPr>
+      </w:pPr>
+    </w:p>
+    <w:p>
+      <w:pPr>
+        <w:rPr>
+          <w:rFonts w:ascii="Times New Roman" w:hAnsi="Times New Roman" w:cs="Times New Roman"/>
+        </w:rPr>
+      </w:pPr>
+    </w:p>
+    <w:p>
+      <w:pPr>
+        <w:rPr>
+          <w:rFonts w:ascii="Times New Roman" w:hAnsi="Times New Roman" w:cs="Times New Roman"/>
+        </w:rPr>
+      </w:pPr>
+    </w:p>
+    <w:p>
+      <w:pPr>
+        <w:rPr>
+          <w:rFonts w:ascii="Times New Roman" w:hAnsi="Times New Roman" w:cs="Times New Roman"/>
+        </w:rPr>
+      </w:pPr>
+    </w:p>
+    <w:p>
+      <w:pPr>
+        <w:rPr>
+          <w:rFonts w:ascii="Times New Roman" w:hAnsi="Times New Roman" w:cs="Times New Roman"/>
+        </w:rPr>
+      </w:pPr>
+    </w:p>
+    <w:p>
+      <w:pPr>
+        <w:rPr>
+          <w:rFonts w:ascii="Times New Roman" w:hAnsi="Times New Roman" w:cs="Times New Roman"/>
+        </w:rPr>
+      </w:pPr>
+    </w:p>
+    <w:p>
+      <w:pPr>
+        <w:rPr>
+          <w:rFonts w:ascii="Times New Roman" w:hAnsi="Times New Roman" w:cs="Times New Roman"/>
+        </w:rPr>
+      </w:pPr>
+    </w:p>
+    <w:p>
+      <w:pPr>
+        <w:rPr>
+          <w:rFonts w:ascii="Times New Roman" w:hAnsi="Times New Roman" w:cs="Times New Roman"/>
+        </w:rPr>
+      </w:pPr>
+    </w:p>
     <w:sectPr>
       <w:pgSz w:w="12240" w:h="15840"/>
       <w:pgMar w:top="1440" w:right="1440" w:bottom="1440" w:left="1440" w:header="720" w:footer="720" w:gutter="0"/>
@@ -13045,6 +13732,155 @@
     </w:lvl>
   </w:abstractNum>
   <w:abstractNum w:abstractNumId="2" w15:restartNumberingAfterBreak="0">
+    <w:nsid w:val="0B974E6A"/>
+    <w:multiLevelType w:val="multilevel"/>
+    <w:tmpl w:val="F4B0868A"/>
+    <w:lvl w:ilvl="0">
+      <w:start w:val="1"/>
+      <w:numFmt w:val="bullet"/>
+      <w:lvlText w:val=""/>
+      <w:lvlJc w:val="left"/>
+      <w:pPr>
+        <w:tabs>
+          <w:tab w:val="num" w:pos="720"/>
+        </w:tabs>
+        <w:ind w:left="720" w:hanging="360"/>
+      </w:pPr>
+      <w:rPr>
+        <w:rFonts w:ascii="Symbol" w:hAnsi="Symbol" w:hint="default"/>
+        <w:sz w:val="20"/>
+      </w:rPr>
+    </w:lvl>
+    <w:lvl w:ilvl="1" w:tentative="1">
+      <w:start w:val="1"/>
+      <w:numFmt w:val="bullet"/>
+      <w:lvlText w:val="o"/>
+      <w:lvlJc w:val="left"/>
+      <w:pPr>
+        <w:tabs>
+          <w:tab w:val="num" w:pos="1440"/>
+        </w:tabs>
+        <w:ind w:left="1440" w:hanging="360"/>
+      </w:pPr>
+      <w:rPr>
+        <w:rFonts w:ascii="Courier New" w:hAnsi="Courier New" w:hint="default"/>
+        <w:sz w:val="20"/>
+      </w:rPr>
+    </w:lvl>
+    <w:lvl w:ilvl="2" w:tentative="1">
+      <w:start w:val="1"/>
+      <w:numFmt w:val="bullet"/>
+      <w:lvlText w:val=""/>
+      <w:lvlJc w:val="left"/>
+      <w:pPr>
+        <w:tabs>
+          <w:tab w:val="num" w:pos="2160"/>
+        </w:tabs>
+        <w:ind w:left="2160" w:hanging="360"/>
+      </w:pPr>
+      <w:rPr>
+        <w:rFonts w:ascii="Wingdings" w:hAnsi="Wingdings" w:hint="default"/>
+        <w:sz w:val="20"/>
+      </w:rPr>
+    </w:lvl>
+    <w:lvl w:ilvl="3" w:tentative="1">
+      <w:start w:val="1"/>
+      <w:numFmt w:val="bullet"/>
+      <w:lvlText w:val=""/>
+      <w:lvlJc w:val="left"/>
+      <w:pPr>
+        <w:tabs>
+          <w:tab w:val="num" w:pos="2880"/>
+        </w:tabs>
+        <w:ind w:left="2880" w:hanging="360"/>
+      </w:pPr>
+      <w:rPr>
+        <w:rFonts w:ascii="Wingdings" w:hAnsi="Wingdings" w:hint="default"/>
+        <w:sz w:val="20"/>
+      </w:rPr>
+    </w:lvl>
+    <w:lvl w:ilvl="4" w:tentative="1">
+      <w:start w:val="1"/>
+      <w:numFmt w:val="bullet"/>
+      <w:lvlText w:val=""/>
+      <w:lvlJc w:val="left"/>
+      <w:pPr>
+        <w:tabs>
+          <w:tab w:val="num" w:pos="3600"/>
+        </w:tabs>
+        <w:ind w:left="3600" w:hanging="360"/>
+      </w:pPr>
+      <w:rPr>
+        <w:rFonts w:ascii="Wingdings" w:hAnsi="Wingdings" w:hint="default"/>
+        <w:sz w:val="20"/>
+      </w:rPr>
+    </w:lvl>
+    <w:lvl w:ilvl="5" w:tentative="1">
+      <w:start w:val="1"/>
+      <w:numFmt w:val="bullet"/>
+      <w:lvlText w:val=""/>
+      <w:lvlJc w:val="left"/>
+      <w:pPr>
+        <w:tabs>
+          <w:tab w:val="num" w:pos="4320"/>
+        </w:tabs>
+        <w:ind w:left="4320" w:hanging="360"/>
+      </w:pPr>
+      <w:rPr>
+        <w:rFonts w:ascii="Wingdings" w:hAnsi="Wingdings" w:hint="default"/>
+        <w:sz w:val="20"/>
+      </w:rPr>
+    </w:lvl>
+    <w:lvl w:ilvl="6" w:tentative="1">
+      <w:start w:val="1"/>
+      <w:numFmt w:val="bullet"/>
+      <w:lvlText w:val=""/>
+      <w:lvlJc w:val="left"/>
+      <w:pPr>
+        <w:tabs>
+          <w:tab w:val="num" w:pos="5040"/>
+        </w:tabs>
+        <w:ind w:left="5040" w:hanging="360"/>
+      </w:pPr>
+      <w:rPr>
+        <w:rFonts w:ascii="Wingdings" w:hAnsi="Wingdings" w:hint="default"/>
+        <w:sz w:val="20"/>
+      </w:rPr>
+    </w:lvl>
+    <w:lvl w:ilvl="7" w:tentative="1">
+      <w:start w:val="1"/>
+      <w:numFmt w:val="bullet"/>
+      <w:lvlText w:val=""/>
+      <w:lvlJc w:val="left"/>
+      <w:pPr>
+        <w:tabs>
+          <w:tab w:val="num" w:pos="5760"/>
+        </w:tabs>
+        <w:ind w:left="5760" w:hanging="360"/>
+      </w:pPr>
+      <w:rPr>
+        <w:rFonts w:ascii="Wingdings" w:hAnsi="Wingdings" w:hint="default"/>
+        <w:sz w:val="20"/>
+      </w:rPr>
+    </w:lvl>
+    <w:lvl w:ilvl="8" w:tentative="1">
+      <w:start w:val="1"/>
+      <w:numFmt w:val="bullet"/>
+      <w:lvlText w:val=""/>
+      <w:lvlJc w:val="left"/>
+      <w:pPr>
+        <w:tabs>
+          <w:tab w:val="num" w:pos="6480"/>
+        </w:tabs>
+        <w:ind w:left="6480" w:hanging="360"/>
+      </w:pPr>
+      <w:rPr>
+        <w:rFonts w:ascii="Wingdings" w:hAnsi="Wingdings" w:hint="default"/>
+        <w:sz w:val="20"/>
+      </w:rPr>
+    </w:lvl>
+  </w:abstractNum>
+  <w:abstractNum w:abstractNumId="3" w15:restartNumberingAfterBreak="0">
     <w:nsid w:val="10967AE0"/>
     <w:multiLevelType w:val="multilevel"/>
     <w:tmpl w:val="8B723D2E"/>
@@ -13193,7 +14029,7 @@
       </w:rPr>
     </w:lvl>
   </w:abstractNum>
-  <w:abstractNum w:abstractNumId="3" w15:restartNumberingAfterBreak="0">
+  <w:abstractNum w:abstractNumId="4" w15:restartNumberingAfterBreak="0">
     <w:nsid w:val="10B64EB9"/>
     <w:multiLevelType w:val="multilevel"/>
     <w:tmpl w:val="9F6EEBBC"/>
@@ -13342,7 +14178,7 @@
       </w:rPr>
     </w:lvl>
   </w:abstractNum>
-  <w:abstractNum w:abstractNumId="4" w15:restartNumberingAfterBreak="0">
+  <w:abstractNum w:abstractNumId="5" w15:restartNumberingAfterBreak="0">
     <w:nsid w:val="11E402D9"/>
     <w:multiLevelType w:val="multilevel"/>
     <w:tmpl w:val="B288B01E"/>
@@ -13491,7 +14327,7 @@
       </w:rPr>
     </w:lvl>
   </w:abstractNum>
-  <w:abstractNum w:abstractNumId="5" w15:restartNumberingAfterBreak="0">
+  <w:abstractNum w:abstractNumId="6" w15:restartNumberingAfterBreak="0">
     <w:nsid w:val="14E303A9"/>
     <w:multiLevelType w:val="multilevel"/>
     <w:tmpl w:val="308E217A"/>
@@ -13640,7 +14476,7 @@
       </w:rPr>
     </w:lvl>
   </w:abstractNum>
-  <w:abstractNum w:abstractNumId="6" w15:restartNumberingAfterBreak="0">
+  <w:abstractNum w:abstractNumId="7" w15:restartNumberingAfterBreak="0">
     <w:nsid w:val="1D766E3E"/>
     <w:multiLevelType w:val="multilevel"/>
     <w:tmpl w:val="1390C080"/>
@@ -13789,7 +14625,7 @@
       </w:rPr>
     </w:lvl>
   </w:abstractNum>
-  <w:abstractNum w:abstractNumId="7" w15:restartNumberingAfterBreak="0">
+  <w:abstractNum w:abstractNumId="8" w15:restartNumberingAfterBreak="0">
     <w:nsid w:val="211736D2"/>
     <w:multiLevelType w:val="multilevel"/>
     <w:tmpl w:val="C278E678"/>
@@ -13938,7 +14774,7 @@
       </w:rPr>
     </w:lvl>
   </w:abstractNum>
-  <w:abstractNum w:abstractNumId="8" w15:restartNumberingAfterBreak="0">
+  <w:abstractNum w:abstractNumId="9" w15:restartNumberingAfterBreak="0">
     <w:nsid w:val="21AE4140"/>
     <w:multiLevelType w:val="multilevel"/>
     <w:tmpl w:val="CA92CF24"/>
@@ -14087,7 +14923,7 @@
       </w:rPr>
     </w:lvl>
   </w:abstractNum>
-  <w:abstractNum w:abstractNumId="9" w15:restartNumberingAfterBreak="0">
+  <w:abstractNum w:abstractNumId="10" w15:restartNumberingAfterBreak="0">
     <w:nsid w:val="21DE0300"/>
     <w:multiLevelType w:val="multilevel"/>
     <w:tmpl w:val="A2AADC0C"/>
@@ -14236,7 +15072,7 @@
       </w:rPr>
     </w:lvl>
   </w:abstractNum>
-  <w:abstractNum w:abstractNumId="10" w15:restartNumberingAfterBreak="0">
+  <w:abstractNum w:abstractNumId="11" w15:restartNumberingAfterBreak="0">
     <w:nsid w:val="22AD0827"/>
     <w:multiLevelType w:val="multilevel"/>
     <w:tmpl w:val="03D45162"/>
@@ -14349,7 +15185,7 @@
       </w:pPr>
     </w:lvl>
   </w:abstractNum>
-  <w:abstractNum w:abstractNumId="11" w15:restartNumberingAfterBreak="0">
+  <w:abstractNum w:abstractNumId="12" w15:restartNumberingAfterBreak="0">
     <w:nsid w:val="22F3088A"/>
     <w:multiLevelType w:val="multilevel"/>
     <w:tmpl w:val="853CD794"/>
@@ -14498,7 +15334,7 @@
       </w:rPr>
     </w:lvl>
   </w:abstractNum>
-  <w:abstractNum w:abstractNumId="12" w15:restartNumberingAfterBreak="0">
+  <w:abstractNum w:abstractNumId="13" w15:restartNumberingAfterBreak="0">
     <w:nsid w:val="29A71443"/>
     <w:multiLevelType w:val="multilevel"/>
     <w:tmpl w:val="EDC06010"/>
@@ -14647,7 +15483,7 @@
       </w:rPr>
     </w:lvl>
   </w:abstractNum>
-  <w:abstractNum w:abstractNumId="13" w15:restartNumberingAfterBreak="0">
+  <w:abstractNum w:abstractNumId="14" w15:restartNumberingAfterBreak="0">
     <w:nsid w:val="29DB6DBE"/>
     <w:multiLevelType w:val="multilevel"/>
     <w:tmpl w:val="A74CC210"/>
@@ -14796,7 +15632,7 @@
       </w:rPr>
     </w:lvl>
   </w:abstractNum>
-  <w:abstractNum w:abstractNumId="14" w15:restartNumberingAfterBreak="0">
+  <w:abstractNum w:abstractNumId="15" w15:restartNumberingAfterBreak="0">
     <w:nsid w:val="2AF2507A"/>
     <w:multiLevelType w:val="multilevel"/>
     <w:tmpl w:val="2D847308"/>
@@ -14945,7 +15781,7 @@
       </w:rPr>
     </w:lvl>
   </w:abstractNum>
-  <w:abstractNum w:abstractNumId="15" w15:restartNumberingAfterBreak="0">
+  <w:abstractNum w:abstractNumId="16" w15:restartNumberingAfterBreak="0">
     <w:nsid w:val="2C1D1825"/>
     <w:multiLevelType w:val="multilevel"/>
     <w:tmpl w:val="1242B92C"/>
@@ -15058,7 +15894,7 @@
       </w:pPr>
     </w:lvl>
   </w:abstractNum>
-  <w:abstractNum w:abstractNumId="16" w15:restartNumberingAfterBreak="0">
+  <w:abstractNum w:abstractNumId="17" w15:restartNumberingAfterBreak="0">
     <w:nsid w:val="2F003EF3"/>
     <w:multiLevelType w:val="multilevel"/>
     <w:tmpl w:val="6382FCF6"/>
@@ -15207,7 +16043,7 @@
       </w:rPr>
     </w:lvl>
   </w:abstractNum>
-  <w:abstractNum w:abstractNumId="17" w15:restartNumberingAfterBreak="0">
+  <w:abstractNum w:abstractNumId="18" w15:restartNumberingAfterBreak="0">
     <w:nsid w:val="31136993"/>
     <w:multiLevelType w:val="multilevel"/>
     <w:tmpl w:val="D5DAAD0C"/>
@@ -15356,7 +16192,7 @@
       </w:rPr>
     </w:lvl>
   </w:abstractNum>
-  <w:abstractNum w:abstractNumId="18" w15:restartNumberingAfterBreak="0">
+  <w:abstractNum w:abstractNumId="19" w15:restartNumberingAfterBreak="0">
     <w:nsid w:val="34BD67DE"/>
     <w:multiLevelType w:val="multilevel"/>
     <w:tmpl w:val="E8CEBE10"/>
@@ -15505,7 +16341,7 @@
       </w:rPr>
     </w:lvl>
   </w:abstractNum>
-  <w:abstractNum w:abstractNumId="19" w15:restartNumberingAfterBreak="0">
+  <w:abstractNum w:abstractNumId="20" w15:restartNumberingAfterBreak="0">
     <w:nsid w:val="446A4AF4"/>
     <w:multiLevelType w:val="multilevel"/>
     <w:tmpl w:val="6F462F32"/>
@@ -15654,7 +16490,7 @@
       </w:rPr>
     </w:lvl>
   </w:abstractNum>
-  <w:abstractNum w:abstractNumId="20" w15:restartNumberingAfterBreak="0">
+  <w:abstractNum w:abstractNumId="21" w15:restartNumberingAfterBreak="0">
     <w:nsid w:val="44F821BA"/>
     <w:multiLevelType w:val="multilevel"/>
     <w:tmpl w:val="30F6B4E0"/>
@@ -15803,7 +16639,7 @@
       </w:rPr>
     </w:lvl>
   </w:abstractNum>
-  <w:abstractNum w:abstractNumId="21" w15:restartNumberingAfterBreak="0">
+  <w:abstractNum w:abstractNumId="22" w15:restartNumberingAfterBreak="0">
     <w:nsid w:val="45F75818"/>
     <w:multiLevelType w:val="multilevel"/>
     <w:tmpl w:val="C2A02B46"/>
@@ -15952,7 +16788,7 @@
       </w:rPr>
     </w:lvl>
   </w:abstractNum>
-  <w:abstractNum w:abstractNumId="22" w15:restartNumberingAfterBreak="0">
+  <w:abstractNum w:abstractNumId="23" w15:restartNumberingAfterBreak="0">
     <w:nsid w:val="46723557"/>
     <w:multiLevelType w:val="multilevel"/>
     <w:tmpl w:val="FD008418"/>
@@ -16101,7 +16937,7 @@
       </w:rPr>
     </w:lvl>
   </w:abstractNum>
-  <w:abstractNum w:abstractNumId="23" w15:restartNumberingAfterBreak="0">
+  <w:abstractNum w:abstractNumId="24" w15:restartNumberingAfterBreak="0">
     <w:nsid w:val="49B14255"/>
     <w:multiLevelType w:val="multilevel"/>
     <w:tmpl w:val="DB76D846"/>
@@ -16250,7 +17086,7 @@
       </w:rPr>
     </w:lvl>
   </w:abstractNum>
-  <w:abstractNum w:abstractNumId="24" w15:restartNumberingAfterBreak="0">
+  <w:abstractNum w:abstractNumId="25" w15:restartNumberingAfterBreak="0">
     <w:nsid w:val="4E490A66"/>
     <w:multiLevelType w:val="multilevel"/>
     <w:tmpl w:val="3FA067DA"/>
@@ -16399,7 +17235,7 @@
       </w:rPr>
     </w:lvl>
   </w:abstractNum>
-  <w:abstractNum w:abstractNumId="25" w15:restartNumberingAfterBreak="0">
+  <w:abstractNum w:abstractNumId="26" w15:restartNumberingAfterBreak="0">
     <w:nsid w:val="4F942421"/>
     <w:multiLevelType w:val="multilevel"/>
     <w:tmpl w:val="7B50462C"/>
@@ -16548,7 +17384,7 @@
       </w:rPr>
     </w:lvl>
   </w:abstractNum>
-  <w:abstractNum w:abstractNumId="26" w15:restartNumberingAfterBreak="0">
+  <w:abstractNum w:abstractNumId="27" w15:restartNumberingAfterBreak="0">
     <w:nsid w:val="50CB485C"/>
     <w:multiLevelType w:val="multilevel"/>
     <w:tmpl w:val="4DF2C8B2"/>
@@ -16697,7 +17533,7 @@
       </w:rPr>
     </w:lvl>
   </w:abstractNum>
-  <w:abstractNum w:abstractNumId="27" w15:restartNumberingAfterBreak="0">
+  <w:abstractNum w:abstractNumId="28" w15:restartNumberingAfterBreak="0">
     <w:nsid w:val="51724D27"/>
     <w:multiLevelType w:val="multilevel"/>
     <w:tmpl w:val="2666594C"/>
@@ -16846,7 +17682,7 @@
       </w:rPr>
     </w:lvl>
   </w:abstractNum>
-  <w:abstractNum w:abstractNumId="28" w15:restartNumberingAfterBreak="0">
+  <w:abstractNum w:abstractNumId="29" w15:restartNumberingAfterBreak="0">
     <w:nsid w:val="5D066CEC"/>
     <w:multiLevelType w:val="multilevel"/>
     <w:tmpl w:val="B6963D22"/>
@@ -16995,7 +17831,7 @@
       </w:rPr>
     </w:lvl>
   </w:abstractNum>
-  <w:abstractNum w:abstractNumId="29" w15:restartNumberingAfterBreak="0">
+  <w:abstractNum w:abstractNumId="30" w15:restartNumberingAfterBreak="0">
     <w:nsid w:val="626D4350"/>
     <w:multiLevelType w:val="multilevel"/>
     <w:tmpl w:val="081097C0"/>
@@ -17144,7 +17980,7 @@
       </w:rPr>
     </w:lvl>
   </w:abstractNum>
-  <w:abstractNum w:abstractNumId="30" w15:restartNumberingAfterBreak="0">
+  <w:abstractNum w:abstractNumId="31" w15:restartNumberingAfterBreak="0">
     <w:nsid w:val="6616161E"/>
     <w:multiLevelType w:val="multilevel"/>
     <w:tmpl w:val="6EA06F0E"/>
@@ -17293,7 +18129,7 @@
       </w:rPr>
     </w:lvl>
   </w:abstractNum>
-  <w:abstractNum w:abstractNumId="31" w15:restartNumberingAfterBreak="0">
+  <w:abstractNum w:abstractNumId="32" w15:restartNumberingAfterBreak="0">
     <w:nsid w:val="672D69CA"/>
     <w:multiLevelType w:val="multilevel"/>
     <w:tmpl w:val="6FD4A39C"/>
@@ -17442,7 +18278,7 @@
       </w:rPr>
     </w:lvl>
   </w:abstractNum>
-  <w:abstractNum w:abstractNumId="32" w15:restartNumberingAfterBreak="0">
+  <w:abstractNum w:abstractNumId="33" w15:restartNumberingAfterBreak="0">
     <w:nsid w:val="67FE5139"/>
     <w:multiLevelType w:val="multilevel"/>
     <w:tmpl w:val="60063E96"/>
@@ -17591,7 +18427,7 @@
       </w:rPr>
     </w:lvl>
   </w:abstractNum>
-  <w:abstractNum w:abstractNumId="33" w15:restartNumberingAfterBreak="0">
+  <w:abstractNum w:abstractNumId="34" w15:restartNumberingAfterBreak="0">
     <w:nsid w:val="684F60C2"/>
     <w:multiLevelType w:val="multilevel"/>
     <w:tmpl w:val="77CEB86E"/>
@@ -17740,7 +18576,7 @@
       </w:rPr>
     </w:lvl>
   </w:abstractNum>
-  <w:abstractNum w:abstractNumId="34" w15:restartNumberingAfterBreak="0">
+  <w:abstractNum w:abstractNumId="35" w15:restartNumberingAfterBreak="0">
     <w:nsid w:val="6FBB1FC5"/>
     <w:multiLevelType w:val="multilevel"/>
     <w:tmpl w:val="06D6A5E0"/>
@@ -17889,7 +18725,7 @@
       </w:rPr>
     </w:lvl>
   </w:abstractNum>
-  <w:abstractNum w:abstractNumId="35" w15:restartNumberingAfterBreak="0">
+  <w:abstractNum w:abstractNumId="36" w15:restartNumberingAfterBreak="0">
     <w:nsid w:val="710E7541"/>
     <w:multiLevelType w:val="multilevel"/>
     <w:tmpl w:val="FA1833E2"/>
@@ -18038,7 +18874,156 @@
       </w:rPr>
     </w:lvl>
   </w:abstractNum>
-  <w:abstractNum w:abstractNumId="36" w15:restartNumberingAfterBreak="0">
+  <w:abstractNum w:abstractNumId="37" w15:restartNumberingAfterBreak="0">
+    <w:nsid w:val="74860F14"/>
+    <w:multiLevelType w:val="multilevel"/>
+    <w:tmpl w:val="486E165E"/>
+    <w:lvl w:ilvl="0">
+      <w:start w:val="1"/>
+      <w:numFmt w:val="bullet"/>
+      <w:lvlText w:val=""/>
+      <w:lvlJc w:val="left"/>
+      <w:pPr>
+        <w:tabs>
+          <w:tab w:val="num" w:pos="720"/>
+        </w:tabs>
+        <w:ind w:left="720" w:hanging="360"/>
+      </w:pPr>
+      <w:rPr>
+        <w:rFonts w:ascii="Symbol" w:hAnsi="Symbol" w:hint="default"/>
+        <w:sz w:val="20"/>
+      </w:rPr>
+    </w:lvl>
+    <w:lvl w:ilvl="1" w:tentative="1">
+      <w:start w:val="1"/>
+      <w:numFmt w:val="bullet"/>
+      <w:lvlText w:val="o"/>
+      <w:lvlJc w:val="left"/>
+      <w:pPr>
+        <w:tabs>
+          <w:tab w:val="num" w:pos="1440"/>
+        </w:tabs>
+        <w:ind w:left="1440" w:hanging="360"/>
+      </w:pPr>
+      <w:rPr>
+        <w:rFonts w:ascii="Courier New" w:hAnsi="Courier New" w:hint="default"/>
+        <w:sz w:val="20"/>
+      </w:rPr>
+    </w:lvl>
+    <w:lvl w:ilvl="2" w:tentative="1">
+      <w:start w:val="1"/>
+      <w:numFmt w:val="bullet"/>
+      <w:lvlText w:val=""/>
+      <w:lvlJc w:val="left"/>
+      <w:pPr>
+        <w:tabs>
+          <w:tab w:val="num" w:pos="2160"/>
+        </w:tabs>
+        <w:ind w:left="2160" w:hanging="360"/>
+      </w:pPr>
+      <w:rPr>
+        <w:rFonts w:ascii="Wingdings" w:hAnsi="Wingdings" w:hint="default"/>
+        <w:sz w:val="20"/>
+      </w:rPr>
+    </w:lvl>
+    <w:lvl w:ilvl="3" w:tentative="1">
+      <w:start w:val="1"/>
+      <w:numFmt w:val="bullet"/>
+      <w:lvlText w:val=""/>
+      <w:lvlJc w:val="left"/>
+      <w:pPr>
+        <w:tabs>
+          <w:tab w:val="num" w:pos="2880"/>
+        </w:tabs>
+        <w:ind w:left="2880" w:hanging="360"/>
+      </w:pPr>
+      <w:rPr>
+        <w:rFonts w:ascii="Wingdings" w:hAnsi="Wingdings" w:hint="default"/>
+        <w:sz w:val="20"/>
+      </w:rPr>
+    </w:lvl>
+    <w:lvl w:ilvl="4" w:tentative="1">
+      <w:start w:val="1"/>
+      <w:numFmt w:val="bullet"/>
+      <w:lvlText w:val=""/>
+      <w:lvlJc w:val="left"/>
+      <w:pPr>
+        <w:tabs>
+          <w:tab w:val="num" w:pos="3600"/>
+        </w:tabs>
+        <w:ind w:left="3600" w:hanging="360"/>
+      </w:pPr>
+      <w:rPr>
+        <w:rFonts w:ascii="Wingdings" w:hAnsi="Wingdings" w:hint="default"/>
+        <w:sz w:val="20"/>
+      </w:rPr>
+    </w:lvl>
+    <w:lvl w:ilvl="5" w:tentative="1">
+      <w:start w:val="1"/>
+      <w:numFmt w:val="bullet"/>
+      <w:lvlText w:val=""/>
+      <w:lvlJc w:val="left"/>
+      <w:pPr>
+        <w:tabs>
+          <w:tab w:val="num" w:pos="4320"/>
+        </w:tabs>
+        <w:ind w:left="4320" w:hanging="360"/>
+      </w:pPr>
+      <w:rPr>
+        <w:rFonts w:ascii="Wingdings" w:hAnsi="Wingdings" w:hint="default"/>
+        <w:sz w:val="20"/>
+      </w:rPr>
+    </w:lvl>
+    <w:lvl w:ilvl="6" w:tentative="1">
+      <w:start w:val="1"/>
+      <w:numFmt w:val="bullet"/>
+      <w:lvlText w:val=""/>
+      <w:lvlJc w:val="left"/>
+      <w:pPr>
+        <w:tabs>
+          <w:tab w:val="num" w:pos="5040"/>
+        </w:tabs>
+        <w:ind w:left="5040" w:hanging="360"/>
+      </w:pPr>
+      <w:rPr>
+        <w:rFonts w:ascii="Wingdings" w:hAnsi="Wingdings" w:hint="default"/>
+        <w:sz w:val="20"/>
+      </w:rPr>
+    </w:lvl>
+    <w:lvl w:ilvl="7" w:tentative="1">
+      <w:start w:val="1"/>
+      <w:numFmt w:val="bullet"/>
+      <w:lvlText w:val=""/>
+      <w:lvlJc w:val="left"/>
+      <w:pPr>
+        <w:tabs>
+          <w:tab w:val="num" w:pos="5760"/>
+        </w:tabs>
+        <w:ind w:left="5760" w:hanging="360"/>
+      </w:pPr>
+      <w:rPr>
+        <w:rFonts w:ascii="Wingdings" w:hAnsi="Wingdings" w:hint="default"/>
+        <w:sz w:val="20"/>
+      </w:rPr>
+    </w:lvl>
+    <w:lvl w:ilvl="8" w:tentative="1">
+      <w:start w:val="1"/>
+      <w:numFmt w:val="bullet"/>
+      <w:lvlText w:val=""/>
+      <w:lvlJc w:val="left"/>
+      <w:pPr>
+        <w:tabs>
+          <w:tab w:val="num" w:pos="6480"/>
+        </w:tabs>
+        <w:ind w:left="6480" w:hanging="360"/>
+      </w:pPr>
+      <w:rPr>
+        <w:rFonts w:ascii="Wingdings" w:hAnsi="Wingdings" w:hint="default"/>
+        <w:sz w:val="20"/>
+      </w:rPr>
+    </w:lvl>
+  </w:abstractNum>
+  <w:abstractNum w:abstractNumId="38" w15:restartNumberingAfterBreak="0">
     <w:nsid w:val="7D8E7FB2"/>
     <w:multiLevelType w:val="multilevel"/>
     <w:tmpl w:val="61488092"/>
@@ -18187,7 +19172,7 @@
       </w:rPr>
     </w:lvl>
   </w:abstractNum>
-  <w:abstractNum w:abstractNumId="37" w15:restartNumberingAfterBreak="0">
+  <w:abstractNum w:abstractNumId="39" w15:restartNumberingAfterBreak="0">
     <w:nsid w:val="7EE728D6"/>
     <w:multiLevelType w:val="multilevel"/>
     <w:tmpl w:val="B1160B76"/>
@@ -18336,7 +19321,7 @@
       </w:rPr>
     </w:lvl>
   </w:abstractNum>
-  <w:abstractNum w:abstractNumId="38" w15:restartNumberingAfterBreak="0">
+  <w:abstractNum w:abstractNumId="40" w15:restartNumberingAfterBreak="0">
     <w:nsid w:val="7F9D706B"/>
     <w:multiLevelType w:val="multilevel"/>
     <w:tmpl w:val="2B026A70"/>
@@ -18486,121 +19471,127 @@
     </w:lvl>
   </w:abstractNum>
   <w:num w:numId="1" w16cid:durableId="63384283">
+    <w:abstractNumId w:val="5"/>
+  </w:num>
+  <w:num w:numId="2" w16cid:durableId="1015157962">
+    <w:abstractNumId w:val="7"/>
+  </w:num>
+  <w:num w:numId="3" w16cid:durableId="1469349556">
+    <w:abstractNumId w:val="6"/>
+  </w:num>
+  <w:num w:numId="4" w16cid:durableId="411780011">
+    <w:abstractNumId w:val="10"/>
+  </w:num>
+  <w:num w:numId="5" w16cid:durableId="222563281">
+    <w:abstractNumId w:val="20"/>
+  </w:num>
+  <w:num w:numId="6" w16cid:durableId="1398476712">
+    <w:abstractNumId w:val="40"/>
+  </w:num>
+  <w:num w:numId="7" w16cid:durableId="595477420">
+    <w:abstractNumId w:val="30"/>
+  </w:num>
+  <w:num w:numId="8" w16cid:durableId="175120928">
+    <w:abstractNumId w:val="35"/>
+  </w:num>
+  <w:num w:numId="9" w16cid:durableId="1333221303">
+    <w:abstractNumId w:val="29"/>
+  </w:num>
+  <w:num w:numId="10" w16cid:durableId="887841098">
+    <w:abstractNumId w:val="26"/>
+  </w:num>
+  <w:num w:numId="11" w16cid:durableId="439641995">
     <w:abstractNumId w:val="4"/>
   </w:num>
-  <w:num w:numId="2" w16cid:durableId="1015157962">
-    <w:abstractNumId w:val="6"/>
+  <w:num w:numId="12" w16cid:durableId="917593063">
+    <w:abstractNumId w:val="3"/>
   </w:num>
-  <w:num w:numId="3" w16cid:durableId="1469349556">
-    <w:abstractNumId w:val="5"/>
+  <w:num w:numId="13" w16cid:durableId="51732341">
+    <w:abstractNumId w:val="39"/>
   </w:num>
-  <w:num w:numId="4" w16cid:durableId="411780011">
+  <w:num w:numId="14" w16cid:durableId="56823169">
+    <w:abstractNumId w:val="23"/>
+  </w:num>
+  <w:num w:numId="15" w16cid:durableId="2041084968">
+    <w:abstractNumId w:val="17"/>
+  </w:num>
+  <w:num w:numId="16" w16cid:durableId="181553681">
+    <w:abstractNumId w:val="28"/>
+  </w:num>
+  <w:num w:numId="17" w16cid:durableId="49888544">
+    <w:abstractNumId w:val="12"/>
+  </w:num>
+  <w:num w:numId="18" w16cid:durableId="2131699540">
+    <w:abstractNumId w:val="19"/>
+  </w:num>
+  <w:num w:numId="19" w16cid:durableId="1455908697">
+    <w:abstractNumId w:val="36"/>
+  </w:num>
+  <w:num w:numId="20" w16cid:durableId="1087309017">
+    <w:abstractNumId w:val="16"/>
+  </w:num>
+  <w:num w:numId="21" w16cid:durableId="710426226">
+    <w:abstractNumId w:val="33"/>
+  </w:num>
+  <w:num w:numId="22" w16cid:durableId="242690841">
     <w:abstractNumId w:val="9"/>
   </w:num>
-  <w:num w:numId="5" w16cid:durableId="222563281">
-    <w:abstractNumId w:val="19"/>
-  </w:num>
-  <w:num w:numId="6" w16cid:durableId="1398476712">
-    <w:abstractNumId w:val="38"/>
-  </w:num>
-  <w:num w:numId="7" w16cid:durableId="595477420">
-    <w:abstractNumId w:val="29"/>
-  </w:num>
-  <w:num w:numId="8" w16cid:durableId="175120928">
-    <w:abstractNumId w:val="34"/>
-  </w:num>
-  <w:num w:numId="9" w16cid:durableId="1333221303">
-    <w:abstractNumId w:val="28"/>
-  </w:num>
-  <w:num w:numId="10" w16cid:durableId="887841098">
-    <w:abstractNumId w:val="25"/>
-  </w:num>
-  <w:num w:numId="11" w16cid:durableId="439641995">
-    <w:abstractNumId w:val="3"/>
-  </w:num>
-  <w:num w:numId="12" w16cid:durableId="917593063">
-    <w:abstractNumId w:val="2"/>
-  </w:num>
-  <w:num w:numId="13" w16cid:durableId="51732341">
-    <w:abstractNumId w:val="37"/>
-  </w:num>
-  <w:num w:numId="14" w16cid:durableId="56823169">
+  <w:num w:numId="23" w16cid:durableId="1250306493">
     <w:abstractNumId w:val="22"/>
   </w:num>
-  <w:num w:numId="15" w16cid:durableId="2041084968">
-    <w:abstractNumId w:val="16"/>
-  </w:num>
-  <w:num w:numId="16" w16cid:durableId="181553681">
-    <w:abstractNumId w:val="27"/>
-  </w:num>
-  <w:num w:numId="17" w16cid:durableId="49888544">
-    <w:abstractNumId w:val="11"/>
-  </w:num>
-  <w:num w:numId="18" w16cid:durableId="2131699540">
-    <w:abstractNumId w:val="18"/>
-  </w:num>
-  <w:num w:numId="19" w16cid:durableId="1455908697">
-    <w:abstractNumId w:val="35"/>
-  </w:num>
-  <w:num w:numId="20" w16cid:durableId="1087309017">
-    <w:abstractNumId w:val="15"/>
-  </w:num>
-  <w:num w:numId="21" w16cid:durableId="710426226">
+  <w:num w:numId="24" w16cid:durableId="400563747">
     <w:abstractNumId w:val="32"/>
   </w:num>
-  <w:num w:numId="22" w16cid:durableId="242690841">
-    <w:abstractNumId w:val="8"/>
-  </w:num>
-  <w:num w:numId="23" w16cid:durableId="1250306493">
-    <w:abstractNumId w:val="21"/>
-  </w:num>
-  <w:num w:numId="24" w16cid:durableId="400563747">
-    <w:abstractNumId w:val="31"/>
-  </w:num>
   <w:num w:numId="25" w16cid:durableId="1216356997">
-    <w:abstractNumId w:val="23"/>
+    <w:abstractNumId w:val="24"/>
   </w:num>
   <w:num w:numId="26" w16cid:durableId="2108698139">
-    <w:abstractNumId w:val="36"/>
+    <w:abstractNumId w:val="38"/>
   </w:num>
   <w:num w:numId="27" w16cid:durableId="1658612552">
     <w:abstractNumId w:val="1"/>
   </w:num>
   <w:num w:numId="28" w16cid:durableId="71002546">
-    <w:abstractNumId w:val="30"/>
+    <w:abstractNumId w:val="31"/>
   </w:num>
   <w:num w:numId="29" w16cid:durableId="1303316252">
-    <w:abstractNumId w:val="12"/>
+    <w:abstractNumId w:val="13"/>
   </w:num>
   <w:num w:numId="30" w16cid:durableId="1798984863">
-    <w:abstractNumId w:val="33"/>
+    <w:abstractNumId w:val="34"/>
   </w:num>
   <w:num w:numId="31" w16cid:durableId="1008866659">
-    <w:abstractNumId w:val="14"/>
+    <w:abstractNumId w:val="15"/>
   </w:num>
   <w:num w:numId="32" w16cid:durableId="658919769">
-    <w:abstractNumId w:val="7"/>
+    <w:abstractNumId w:val="8"/>
   </w:num>
   <w:num w:numId="33" w16cid:durableId="1584682121">
     <w:abstractNumId w:val="0"/>
   </w:num>
   <w:num w:numId="34" w16cid:durableId="1482381205">
-    <w:abstractNumId w:val="24"/>
+    <w:abstractNumId w:val="25"/>
   </w:num>
   <w:num w:numId="35" w16cid:durableId="383988002">
-    <w:abstractNumId w:val="17"/>
+    <w:abstractNumId w:val="18"/>
   </w:num>
   <w:num w:numId="36" w16cid:durableId="1485312364">
-    <w:abstractNumId w:val="10"/>
+    <w:abstractNumId w:val="11"/>
   </w:num>
   <w:num w:numId="37" w16cid:durableId="1284121013">
-    <w:abstractNumId w:val="20"/>
+    <w:abstractNumId w:val="21"/>
   </w:num>
   <w:num w:numId="38" w16cid:durableId="164128975">
-    <w:abstractNumId w:val="26"/>
+    <w:abstractNumId w:val="27"/>
   </w:num>
   <w:num w:numId="39" w16cid:durableId="884951572">
-    <w:abstractNumId w:val="13"/>
+    <w:abstractNumId w:val="14"/>
+  </w:num>
+  <w:num w:numId="40" w16cid:durableId="765537631">
+    <w:abstractNumId w:val="37"/>
+  </w:num>
+  <w:num w:numId="41" w16cid:durableId="1779719401">
+    <w:abstractNumId w:val="2"/>
   </w:num>
 </w:numbering>
 </file>
